--- a/assets/resume/Prashanth_N_Resume.docx
+++ b/assets/resume/Prashanth_N_Resume.docx
@@ -4,18 +4,20 @@
   <w:body>
     <w:p>
       <w:pPr>
+        <w:spacing w:after="20"/>
         <w:jc w:val="center"/>
       </w:pPr>
       <w:r>
         <w:rPr>
           <w:b/>
-          <w:sz w:val="44"/>
+          <w:sz w:val="38"/>
         </w:rPr>
-        <w:t>PRASHANTH N</w:t>
+        <w:t>PRASHANTH N.</w:t>
       </w:r>
     </w:p>
     <w:p>
       <w:pPr>
+        <w:spacing w:after="40"/>
         <w:jc w:val="center"/>
       </w:pPr>
       <w:r>
@@ -23,67 +25,78 @@
           <w:b/>
           <w:sz w:val="20"/>
         </w:rPr>
-        <w:t>Senior Software Engineer | AI Systems | Machine Learning | Data Platforms</w:t>
+        <w:t>Software Engineer · AI / ML · Backend · Data</w:t>
       </w:r>
     </w:p>
     <w:p>
       <w:pPr>
+        <w:spacing w:after="20"/>
         <w:jc w:val="center"/>
       </w:pPr>
       <w:r>
         <w:rPr>
           <w:sz w:val="17"/>
         </w:rPr>
-        <w:t>Bangalore, India  |  +91 99727 24492  |  prashanthprabhu1998@gmail.com</w:t>
+        <w:t>Bangalore, India · +91 99727 24492 · prashanthprabhu1998@gmail.com</w:t>
       </w:r>
     </w:p>
     <w:p>
       <w:pPr>
+        <w:spacing w:after="140"/>
         <w:jc w:val="center"/>
       </w:pPr>
       <w:r>
         <w:rPr>
-          <w:sz w:val="17"/>
+          <w:sz w:val="16"/>
         </w:rPr>
-        <w:t>linkedin.com/in/prashanthprabhu1998  |  github.com/prashanthprabhu24</w:t>
+        <w:t>linkedin.com/in/prashanthprabhu1998 · github.com/prashanthprabhu24 · prashanthprabhu24.github.io/myportofolio/</w:t>
       </w:r>
     </w:p>
     <w:p>
       <w:pPr>
-        <w:pStyle w:val="Heading1"/>
-        <w:spacing w:before="160" w:after="60"/>
+        <w:spacing w:before="100" w:after="60"/>
       </w:pPr>
       <w:r>
+        <w:rPr>
+          <w:b/>
+          <w:sz w:val="18"/>
+        </w:rPr>
         <w:t>SUMMARY</w:t>
       </w:r>
     </w:p>
     <w:p>
       <w:pPr>
-        <w:spacing w:after="40"/>
+        <w:spacing w:after="80"/>
       </w:pPr>
       <w:r>
-        <w:t>Engineer specializing in scalable AI systems, machine learning infrastructure, backend platforms, and data engineering. 4+ years of experience building production ML systems, enterprise data pipelines, and cloud-native platforms used by thousands of users. Currently pursuing MTech in Artificial Intelligence and Data Science at PES University.</w:t>
+        <w:t>Software engineer with 4+ years of experience building backend systems, data platforms and applied ML systems. Currently pursuing an M.Tech in Artificial Intelligence and Data Science, with hands-on development across machine learning, deep learning, NLP, computer vision and generative AI.</w:t>
       </w:r>
     </w:p>
     <w:p>
       <w:pPr>
-        <w:pStyle w:val="Heading1"/>
-        <w:spacing w:before="160" w:after="60"/>
+        <w:spacing w:before="100" w:after="60"/>
       </w:pPr>
       <w:r>
+        <w:rPr>
+          <w:b/>
+          <w:sz w:val="18"/>
+        </w:rPr>
         <w:t>EXPERIENCE</w:t>
       </w:r>
     </w:p>
     <w:p>
       <w:pPr>
-        <w:spacing w:before="80" w:after="0"/>
+        <w:spacing w:after="20"/>
       </w:pPr>
       <w:r>
         <w:rPr>
           <w:b/>
           <w:sz w:val="20"/>
         </w:rPr>
-        <w:t>Senior Software Engineer — Jozuna (Numentica Group)</w:t>
+        <w:t>Senior Software Engineer</w:t>
+      </w:r>
+      <w:r>
+        <w:t xml:space="preserve">  |  Jun 2023 – Jan 2026</w:t>
       </w:r>
     </w:p>
     <w:p>
@@ -94,7 +107,52 @@
         <w:rPr>
           <w:i/>
         </w:rPr>
-        <w:t>Jun 2023 – Jan 2026</w:t>
+        <w:t>Jozuna (Numentica Group)</w:t>
+      </w:r>
+    </w:p>
+    <w:p>
+      <w:pPr>
+        <w:spacing w:after="30"/>
+        <w:ind w:left="230" w:hanging="173"/>
+      </w:pPr>
+      <w:r>
+        <w:rPr>
+          <w:b/>
+        </w:rPr>
+        <w:t xml:space="preserve">• </w:t>
+      </w:r>
+      <w:r>
+        <w:t>Led backend and AI system architecture for an AI-powered learning platform.</w:t>
+      </w:r>
+    </w:p>
+    <w:p>
+      <w:pPr>
+        <w:spacing w:after="30"/>
+        <w:ind w:left="230" w:hanging="173"/>
+      </w:pPr>
+      <w:r>
+        <w:rPr>
+          <w:b/>
+        </w:rPr>
+        <w:t xml:space="preserve">• </w:t>
+      </w:r>
+      <w:r>
+        <w:t>Designed onboarding supporting 10,000+ users and built assessment, AI question generation, competency scoring and learning analytics systems.</w:t>
+      </w:r>
+    </w:p>
+    <w:p>
+      <w:pPr>
+        <w:spacing w:after="30"/>
+        <w:ind w:left="230" w:hanging="173"/>
+      </w:pPr>
+      <w:r>
+        <w:rPr>
+          <w:b/>
+        </w:rPr>
+        <w:t xml:space="preserve">• </w:t>
+      </w:r>
+      <w:r>
+        <w:t>Built automated content pipelines for AI-enhanced learning modules.</w:t>
       </w:r>
     </w:p>
     <w:p>
@@ -102,46 +160,14 @@
         <w:spacing w:after="20"/>
       </w:pPr>
       <w:r>
-        <w:t>Led backend and AI system architecture for DiscoverMySkills, an AI-powered learning platform.</w:t>
-      </w:r>
-    </w:p>
-    <w:p>
-      <w:pPr>
-        <w:pStyle w:val="ListBullet"/>
-        <w:spacing w:after="20"/>
-      </w:pPr>
-      <w:r>
-        <w:t>Designed onboarding supporting 10,000+ users via automated Excel ingestion.</w:t>
-      </w:r>
-    </w:p>
-    <w:p>
-      <w:pPr>
-        <w:pStyle w:val="ListBullet"/>
-        <w:spacing w:after="20"/>
-      </w:pPr>
-      <w:r>
-        <w:t>Built assessment, AI question generation, multi-tenant access, competency scoring and learning analytics systems.</w:t>
-      </w:r>
-    </w:p>
-    <w:p>
-      <w:pPr>
-        <w:pStyle w:val="ListBullet"/>
-        <w:spacing w:after="20"/>
-      </w:pPr>
-      <w:r>
-        <w:t>Built automated content pipelines for AI-enhanced learning modules.</w:t>
-      </w:r>
-    </w:p>
-    <w:p>
-      <w:pPr>
-        <w:spacing w:before="80" w:after="0"/>
-      </w:pPr>
-      <w:r>
         <w:rPr>
           <w:b/>
           <w:sz w:val="20"/>
         </w:rPr>
-        <w:t>Senior Engineer — Numentica LLC</w:t>
+        <w:t>Senior Engineer</w:t>
+      </w:r>
+      <w:r>
+        <w:t xml:space="preserve">  |  Jun 2023 – Apr 2025</w:t>
       </w:r>
     </w:p>
     <w:p>
@@ -152,114 +178,54 @@
         <w:rPr>
           <w:i/>
         </w:rPr>
-        <w:t>Jun 2023 – Apr 2025</w:t>
+        <w:t>Numentica LLC</w:t>
       </w:r>
     </w:p>
     <w:p>
       <w:pPr>
-        <w:spacing w:after="20"/>
+        <w:spacing w:after="30"/>
+        <w:ind w:left="230" w:hanging="173"/>
       </w:pPr>
       <w:r>
-        <w:t>Worked on enterprise-scale cloud data platforms and machine learning systems.</w:t>
+        <w:rPr>
+          <w:b/>
+        </w:rPr>
+        <w:t xml:space="preserve">• </w:t>
+      </w:r>
+      <w:r>
+        <w:t>Built enterprise cloud data platforms, REST APIs and large-scale ETL pipelines on AWS.</w:t>
       </w:r>
     </w:p>
     <w:p>
       <w:pPr>
-        <w:pStyle w:val="ListBullet"/>
-        <w:spacing w:after="20"/>
+        <w:spacing w:after="30"/>
+        <w:ind w:left="230" w:hanging="173"/>
       </w:pPr>
       <w:r>
-        <w:t>Designed AWS cloud-native analytics architecture, REST APIs and large-scale ETL pipelines.</w:t>
+        <w:rPr>
+          <w:b/>
+        </w:rPr>
+        <w:t xml:space="preserve">• </w:t>
+      </w:r>
+      <w:r>
+        <w:t>Created synthetic-data frameworks and applied machine learning to predictive analytics.</w:t>
       </w:r>
     </w:p>
     <w:p>
       <w:pPr>
-        <w:pStyle w:val="ListBullet"/>
-        <w:spacing w:after="20"/>
+        <w:spacing w:before="100" w:after="60"/>
       </w:pPr>
       <w:r>
-        <w:t>Built synthetic-data generation frameworks and applied ML/EDA for predictive insights.</w:t>
+        <w:rPr>
+          <w:b/>
+          <w:sz w:val="18"/>
+        </w:rPr>
+        <w:t>SKILLS</w:t>
       </w:r>
     </w:p>
     <w:p>
       <w:pPr>
-        <w:pStyle w:val="ListBullet"/>
-        <w:spacing w:after="20"/>
-      </w:pPr>
-      <w:r>
-        <w:t>Implemented cloud monitoring and cost optimization across AWS workloads.</w:t>
-      </w:r>
-    </w:p>
-    <w:p>
-      <w:pPr>
-        <w:spacing w:before="80" w:after="0"/>
-      </w:pPr>
-      <w:r>
-        <w:rPr>
-          <w:b/>
-          <w:sz w:val="20"/>
-        </w:rPr>
-        <w:t>Software Engineer — Isteer Technologies</w:t>
-      </w:r>
-    </w:p>
-    <w:p>
-      <w:pPr>
-        <w:spacing w:after="20"/>
-      </w:pPr>
-      <w:r>
-        <w:rPr>
-          <w:i/>
-        </w:rPr>
-        <w:t>Jan 2022 – Jun 2023</w:t>
-      </w:r>
-    </w:p>
-    <w:p>
-      <w:pPr>
-        <w:spacing w:after="20"/>
-      </w:pPr>
-      <w:r>
-        <w:t>Worked on industrial AI systems, predictive analytics, and enterprise application platforms.</w:t>
-      </w:r>
-    </w:p>
-    <w:p>
-      <w:pPr>
-        <w:pStyle w:val="ListBullet"/>
-        <w:spacing w:after="20"/>
-      </w:pPr>
-      <w:r>
-        <w:t>Built ML models for energy consumption and failure prediction using Random Forest and SVM.</w:t>
-      </w:r>
-    </w:p>
-    <w:p>
-      <w:pPr>
-        <w:pStyle w:val="ListBullet"/>
-        <w:spacing w:after="20"/>
-      </w:pPr>
-      <w:r>
-        <w:t>Developed CNN-based multimodal thunder detection for wind turbines and deep-learning forecasting models.</w:t>
-      </w:r>
-    </w:p>
-    <w:p>
-      <w:pPr>
-        <w:pStyle w:val="ListBullet"/>
-        <w:spacing w:after="20"/>
-      </w:pPr>
-      <w:r>
-        <w:t>Built synthetic industrial datasets and an automated alerting system serving 300+ users.</w:t>
-      </w:r>
-    </w:p>
-    <w:p>
-      <w:pPr>
-        <w:pStyle w:val="Heading1"/>
-        <w:spacing w:before="160" w:after="60"/>
-      </w:pPr>
-      <w:r>
-        <w:t>TECHNICAL SKILLS</w:t>
-      </w:r>
-    </w:p>
-    <w:p>
-      <w:pPr>
-        <w:spacing w:after="20"/>
+        <w:spacing w:after="30"/>
       </w:pPr>
       <w:r>
         <w:rPr>
@@ -273,21 +239,49 @@
     </w:p>
     <w:p>
       <w:pPr>
-        <w:spacing w:after="20"/>
+        <w:spacing w:after="30"/>
       </w:pPr>
       <w:r>
         <w:rPr>
           <w:b/>
         </w:rPr>
-        <w:t xml:space="preserve">Machine Learning: </w:t>
+        <w:t xml:space="preserve">AI / ML: </w:t>
       </w:r>
       <w:r>
-        <w:t>Scikit-learn, TensorFlow, PyTorch, OpenCV, NLTK</w:t>
+        <w:t>Machine Learning, Deep Learning, NLP, Computer Vision, Generative AI, LLMs</w:t>
       </w:r>
     </w:p>
     <w:p>
       <w:pPr>
-        <w:spacing w:after="20"/>
+        <w:spacing w:after="30"/>
+      </w:pPr>
+      <w:r>
+        <w:rPr>
+          <w:b/>
+        </w:rPr>
+        <w:t xml:space="preserve">ML Frameworks: </w:t>
+      </w:r>
+      <w:r>
+        <w:t>PyTorch, TensorFlow, Scikit-learn, OpenCV, NLTK</w:t>
+      </w:r>
+    </w:p>
+    <w:p>
+      <w:pPr>
+        <w:spacing w:after="30"/>
+      </w:pPr>
+      <w:r>
+        <w:rPr>
+          <w:b/>
+        </w:rPr>
+        <w:t xml:space="preserve">Model Development: </w:t>
+      </w:r>
+      <w:r>
+        <w:t>Model implementation, experimentation, evaluation, research reproduction</w:t>
+      </w:r>
+    </w:p>
+    <w:p>
+      <w:pPr>
+        <w:spacing w:after="30"/>
       </w:pPr>
       <w:r>
         <w:rPr>
@@ -296,57 +290,46 @@
         <w:t xml:space="preserve">Data Engineering: </w:t>
       </w:r>
       <w:r>
-        <w:t>ETL Pipelines, Data Modeling, Feature Engineering, Exploratory Data Analysis</w:t>
+        <w:t>ETL pipelines, data modeling, feature engineering, exploratory data analysis</w:t>
       </w:r>
     </w:p>
     <w:p>
       <w:pPr>
-        <w:spacing w:after="20"/>
+        <w:spacing w:after="30"/>
       </w:pPr>
       <w:r>
         <w:rPr>
           <w:b/>
         </w:rPr>
-        <w:t xml:space="preserve">Cloud: </w:t>
+        <w:t xml:space="preserve">Backend / Systems: </w:t>
       </w:r>
       <w:r>
-        <w:t>AWS (S3, DynamoDB, Lambda), Google Cloud (BigQuery, GCS, Composer)</w:t>
+        <w:t>FastAPI, REST APIs, distributed systems</w:t>
       </w:r>
     </w:p>
     <w:p>
       <w:pPr>
-        <w:spacing w:after="20"/>
+        <w:spacing w:after="30"/>
       </w:pPr>
       <w:r>
         <w:rPr>
           <w:b/>
         </w:rPr>
-        <w:t xml:space="preserve">Backend: </w:t>
+        <w:t xml:space="preserve">Cloud / Tools: </w:t>
       </w:r>
       <w:r>
-        <w:t>FastAPI, REST APIs, Distributed Systems</w:t>
+        <w:t>AWS, Google Cloud, Docker, Git, Postman, Jupyter</w:t>
       </w:r>
     </w:p>
     <w:p>
       <w:pPr>
-        <w:spacing w:after="20"/>
+        <w:spacing w:before="100" w:after="60"/>
       </w:pPr>
       <w:r>
         <w:rPr>
           <w:b/>
+          <w:sz w:val="18"/>
         </w:rPr>
-        <w:t xml:space="preserve">Tools: </w:t>
-      </w:r>
-      <w:r>
-        <w:t>Docker, Git, Postman, Jupyter</w:t>
-      </w:r>
-    </w:p>
-    <w:p>
-      <w:pPr>
-        <w:pStyle w:val="Heading1"/>
-        <w:spacing w:before="160" w:after="60"/>
-      </w:pPr>
-      <w:r>
         <w:t>EDUCATION</w:t>
       </w:r>
     </w:p>
@@ -358,10 +341,10 @@
         <w:rPr>
           <w:b/>
         </w:rPr>
-        <w:t>MTech — Artificial Intelligence and Data Science</w:t>
+        <w:t>M.Tech — Artificial Intelligence and Data Science</w:t>
       </w:r>
       <w:r>
-        <w:t xml:space="preserve"> | PES University, Bangalore | 2025 – 2027</w:t>
+        <w:t xml:space="preserve">  |  PES University, Bangalore  |  2025 – 2027</w:t>
       </w:r>
     </w:p>
     <w:p>
@@ -375,7 +358,47 @@
         <w:t>Bachelor of Engineering — Information Science</w:t>
       </w:r>
       <w:r>
-        <w:t xml:space="preserve"> | Visvesvaraya Technological University | 2017 – 2021</w:t>
+        <w:t xml:space="preserve">  |  Visvesvaraya Technological University  |  2017 – 2021</w:t>
+      </w:r>
+    </w:p>
+    <w:p>
+      <w:pPr>
+        <w:spacing w:before="100" w:after="60"/>
+      </w:pPr>
+      <w:r>
+        <w:rPr>
+          <w:b/>
+          <w:sz w:val="18"/>
+        </w:rPr>
+        <w:t>LINKS</w:t>
+      </w:r>
+    </w:p>
+    <w:p>
+      <w:pPr>
+        <w:spacing w:after="0"/>
+      </w:pPr>
+      <w:r>
+        <w:rPr>
+          <w:b/>
+        </w:rPr>
+        <w:t xml:space="preserve">Portfolio: </w:t>
+      </w:r>
+      <w:r>
+        <w:t>https://prashanthprabhu24.github.io/myportofolio/</w:t>
+      </w:r>
+    </w:p>
+    <w:p>
+      <w:pPr>
+        <w:spacing w:after="0"/>
+      </w:pPr>
+      <w:r>
+        <w:rPr>
+          <w:b/>
+        </w:rPr>
+        <w:t xml:space="preserve">GitHub: </w:t>
+      </w:r>
+      <w:r>
+        <w:t>https://github.com/prashanthprabhu24</w:t>
       </w:r>
     </w:p>
     <w:sectPr>
@@ -815,11 +838,11 @@
       <w:outlineLvl w:val="0"/>
     </w:pPr>
     <w:rPr>
-      <w:rFonts w:asciiTheme="majorHAnsi" w:eastAsiaTheme="majorEastAsia" w:hAnsiTheme="majorHAnsi" w:cstheme="majorBidi" w:ascii="Arial" w:hAnsi="Arial"/>
+      <w:rFonts w:asciiTheme="majorHAnsi" w:eastAsiaTheme="majorEastAsia" w:hAnsiTheme="majorHAnsi" w:cstheme="majorBidi"/>
       <w:b/>
       <w:bCs/>
       <w:color w:val="365F91" w:themeColor="accent1" w:themeShade="BF"/>
-      <w:sz w:val="26"/>
+      <w:sz w:val="28"/>
       <w:szCs w:val="28"/>
     </w:rPr>
   </w:style>
@@ -839,11 +862,11 @@
       <w:outlineLvl w:val="1"/>
     </w:pPr>
     <w:rPr>
-      <w:rFonts w:asciiTheme="majorHAnsi" w:eastAsiaTheme="majorEastAsia" w:hAnsiTheme="majorHAnsi" w:cstheme="majorBidi" w:ascii="Arial" w:hAnsi="Arial"/>
+      <w:rFonts w:asciiTheme="majorHAnsi" w:eastAsiaTheme="majorEastAsia" w:hAnsiTheme="majorHAnsi" w:cstheme="majorBidi"/>
       <w:b/>
       <w:bCs/>
       <w:color w:val="4F81BD" w:themeColor="accent1"/>
-      <w:sz w:val="20"/>
+      <w:sz w:val="26"/>
       <w:szCs w:val="26"/>
     </w:rPr>
   </w:style>
@@ -1104,12 +1127,11 @@
       <w:contextualSpacing/>
     </w:pPr>
     <w:rPr>
-      <w:rFonts w:asciiTheme="majorHAnsi" w:eastAsiaTheme="majorEastAsia" w:hAnsiTheme="majorHAnsi" w:cstheme="majorBidi" w:ascii="Arial" w:hAnsi="Arial"/>
-      <w:b/>
+      <w:rFonts w:asciiTheme="majorHAnsi" w:eastAsiaTheme="majorEastAsia" w:hAnsiTheme="majorHAnsi" w:cstheme="majorBidi"/>
       <w:color w:val="17365D" w:themeColor="text2" w:themeShade="BF"/>
       <w:spacing w:val="5"/>
       <w:kern w:val="28"/>
-      <w:sz w:val="44"/>
+      <w:sz w:val="52"/>
       <w:szCs w:val="52"/>
     </w:rPr>
   </w:style>

--- a/assets/resume/Prashanth_N_Resume.docx
+++ b/assets/resume/Prashanth_N_Resume.docx
@@ -4,84 +4,14 @@
   <w:body>
     <w:p>
       <w:pPr>
-        <w:spacing w:after="20"/>
-        <w:jc w:val="center"/>
+        <w:spacing w:after="0"/>
       </w:pPr>
       <w:r>
         <w:rPr>
           <w:b/>
-          <w:sz w:val="38"/>
+          <w:sz w:val="42"/>
         </w:rPr>
         <w:t>PRASHANTH N.</w:t>
-      </w:r>
-    </w:p>
-    <w:p>
-      <w:pPr>
-        <w:spacing w:after="40"/>
-        <w:jc w:val="center"/>
-      </w:pPr>
-      <w:r>
-        <w:rPr>
-          <w:b/>
-          <w:sz w:val="20"/>
-        </w:rPr>
-        <w:t>Software Engineer · AI / ML · Backend · Data</w:t>
-      </w:r>
-    </w:p>
-    <w:p>
-      <w:pPr>
-        <w:spacing w:after="20"/>
-        <w:jc w:val="center"/>
-      </w:pPr>
-      <w:r>
-        <w:rPr>
-          <w:sz w:val="17"/>
-        </w:rPr>
-        <w:t>Bangalore, India · +91 99727 24492 · prashanthprabhu1998@gmail.com</w:t>
-      </w:r>
-    </w:p>
-    <w:p>
-      <w:pPr>
-        <w:spacing w:after="140"/>
-        <w:jc w:val="center"/>
-      </w:pPr>
-      <w:r>
-        <w:rPr>
-          <w:sz w:val="16"/>
-        </w:rPr>
-        <w:t>linkedin.com/in/prashanthprabhu1998 · github.com/prashanthprabhu24 · prashanthprabhu24.github.io/myportofolio/</w:t>
-      </w:r>
-    </w:p>
-    <w:p>
-      <w:pPr>
-        <w:spacing w:before="100" w:after="60"/>
-      </w:pPr>
-      <w:r>
-        <w:rPr>
-          <w:b/>
-          <w:sz w:val="18"/>
-        </w:rPr>
-        <w:t>SUMMARY</w:t>
-      </w:r>
-    </w:p>
-    <w:p>
-      <w:pPr>
-        <w:spacing w:after="80"/>
-      </w:pPr>
-      <w:r>
-        <w:t>Software engineer with 4+ years of experience building backend systems, data platforms and applied ML systems. Currently pursuing an M.Tech in Artificial Intelligence and Data Science, with hands-on development across machine learning, deep learning, NLP, computer vision and generative AI.</w:t>
-      </w:r>
-    </w:p>
-    <w:p>
-      <w:pPr>
-        <w:spacing w:before="100" w:after="60"/>
-      </w:pPr>
-      <w:r>
-        <w:rPr>
-          <w:b/>
-          <w:sz w:val="18"/>
-        </w:rPr>
-        <w:t>EXPERIENCE</w:t>
       </w:r>
     </w:p>
     <w:p>
@@ -91,286 +21,9 @@
       <w:r>
         <w:rPr>
           <w:b/>
-          <w:sz w:val="20"/>
+          <w:sz w:val="19"/>
         </w:rPr>
-        <w:t>Senior Software Engineer</w:t>
-      </w:r>
-      <w:r>
-        <w:t xml:space="preserve">  |  Jun 2023 – Jan 2026</w:t>
-      </w:r>
-    </w:p>
-    <w:p>
-      <w:pPr>
-        <w:spacing w:after="20"/>
-      </w:pPr>
-      <w:r>
-        <w:rPr>
-          <w:i/>
-        </w:rPr>
-        <w:t>Jozuna (Numentica Group)</w:t>
-      </w:r>
-    </w:p>
-    <w:p>
-      <w:pPr>
-        <w:spacing w:after="30"/>
-        <w:ind w:left="230" w:hanging="173"/>
-      </w:pPr>
-      <w:r>
-        <w:rPr>
-          <w:b/>
-        </w:rPr>
-        <w:t xml:space="preserve">• </w:t>
-      </w:r>
-      <w:r>
-        <w:t>Led backend and AI system architecture for an AI-powered learning platform.</w:t>
-      </w:r>
-    </w:p>
-    <w:p>
-      <w:pPr>
-        <w:spacing w:after="30"/>
-        <w:ind w:left="230" w:hanging="173"/>
-      </w:pPr>
-      <w:r>
-        <w:rPr>
-          <w:b/>
-        </w:rPr>
-        <w:t xml:space="preserve">• </w:t>
-      </w:r>
-      <w:r>
-        <w:t>Designed onboarding supporting 10,000+ users and built assessment, AI question generation, competency scoring and learning analytics systems.</w:t>
-      </w:r>
-    </w:p>
-    <w:p>
-      <w:pPr>
-        <w:spacing w:after="30"/>
-        <w:ind w:left="230" w:hanging="173"/>
-      </w:pPr>
-      <w:r>
-        <w:rPr>
-          <w:b/>
-        </w:rPr>
-        <w:t xml:space="preserve">• </w:t>
-      </w:r>
-      <w:r>
-        <w:t>Built automated content pipelines for AI-enhanced learning modules.</w:t>
-      </w:r>
-    </w:p>
-    <w:p>
-      <w:pPr>
-        <w:spacing w:after="20"/>
-      </w:pPr>
-      <w:r>
-        <w:rPr>
-          <w:b/>
-          <w:sz w:val="20"/>
-        </w:rPr>
-        <w:t>Senior Engineer</w:t>
-      </w:r>
-      <w:r>
-        <w:t xml:space="preserve">  |  Jun 2023 – Apr 2025</w:t>
-      </w:r>
-    </w:p>
-    <w:p>
-      <w:pPr>
-        <w:spacing w:after="20"/>
-      </w:pPr>
-      <w:r>
-        <w:rPr>
-          <w:i/>
-        </w:rPr>
-        <w:t>Numentica LLC</w:t>
-      </w:r>
-    </w:p>
-    <w:p>
-      <w:pPr>
-        <w:spacing w:after="30"/>
-        <w:ind w:left="230" w:hanging="173"/>
-      </w:pPr>
-      <w:r>
-        <w:rPr>
-          <w:b/>
-        </w:rPr>
-        <w:t xml:space="preserve">• </w:t>
-      </w:r>
-      <w:r>
-        <w:t>Built enterprise cloud data platforms, REST APIs and large-scale ETL pipelines on AWS.</w:t>
-      </w:r>
-    </w:p>
-    <w:p>
-      <w:pPr>
-        <w:spacing w:after="30"/>
-        <w:ind w:left="230" w:hanging="173"/>
-      </w:pPr>
-      <w:r>
-        <w:rPr>
-          <w:b/>
-        </w:rPr>
-        <w:t xml:space="preserve">• </w:t>
-      </w:r>
-      <w:r>
-        <w:t>Created synthetic-data frameworks and applied machine learning to predictive analytics.</w:t>
-      </w:r>
-    </w:p>
-    <w:p>
-      <w:pPr>
-        <w:spacing w:before="100" w:after="60"/>
-      </w:pPr>
-      <w:r>
-        <w:rPr>
-          <w:b/>
-          <w:sz w:val="18"/>
-        </w:rPr>
-        <w:t>SKILLS</w:t>
-      </w:r>
-    </w:p>
-    <w:p>
-      <w:pPr>
-        <w:spacing w:after="30"/>
-      </w:pPr>
-      <w:r>
-        <w:rPr>
-          <w:b/>
-        </w:rPr>
-        <w:t xml:space="preserve">Programming: </w:t>
-      </w:r>
-      <w:r>
-        <w:t>Python, SQL</w:t>
-      </w:r>
-    </w:p>
-    <w:p>
-      <w:pPr>
-        <w:spacing w:after="30"/>
-      </w:pPr>
-      <w:r>
-        <w:rPr>
-          <w:b/>
-        </w:rPr>
-        <w:t xml:space="preserve">AI / ML: </w:t>
-      </w:r>
-      <w:r>
-        <w:t>Machine Learning, Deep Learning, NLP, Computer Vision, Generative AI, LLMs</w:t>
-      </w:r>
-    </w:p>
-    <w:p>
-      <w:pPr>
-        <w:spacing w:after="30"/>
-      </w:pPr>
-      <w:r>
-        <w:rPr>
-          <w:b/>
-        </w:rPr>
-        <w:t xml:space="preserve">ML Frameworks: </w:t>
-      </w:r>
-      <w:r>
-        <w:t>PyTorch, TensorFlow, Scikit-learn, OpenCV, NLTK</w:t>
-      </w:r>
-    </w:p>
-    <w:p>
-      <w:pPr>
-        <w:spacing w:after="30"/>
-      </w:pPr>
-      <w:r>
-        <w:rPr>
-          <w:b/>
-        </w:rPr>
-        <w:t xml:space="preserve">Model Development: </w:t>
-      </w:r>
-      <w:r>
-        <w:t>Model implementation, experimentation, evaluation, research reproduction</w:t>
-      </w:r>
-    </w:p>
-    <w:p>
-      <w:pPr>
-        <w:spacing w:after="30"/>
-      </w:pPr>
-      <w:r>
-        <w:rPr>
-          <w:b/>
-        </w:rPr>
-        <w:t xml:space="preserve">Data Engineering: </w:t>
-      </w:r>
-      <w:r>
-        <w:t>ETL pipelines, data modeling, feature engineering, exploratory data analysis</w:t>
-      </w:r>
-    </w:p>
-    <w:p>
-      <w:pPr>
-        <w:spacing w:after="30"/>
-      </w:pPr>
-      <w:r>
-        <w:rPr>
-          <w:b/>
-        </w:rPr>
-        <w:t xml:space="preserve">Backend / Systems: </w:t>
-      </w:r>
-      <w:r>
-        <w:t>FastAPI, REST APIs, distributed systems</w:t>
-      </w:r>
-    </w:p>
-    <w:p>
-      <w:pPr>
-        <w:spacing w:after="30"/>
-      </w:pPr>
-      <w:r>
-        <w:rPr>
-          <w:b/>
-        </w:rPr>
-        <w:t xml:space="preserve">Cloud / Tools: </w:t>
-      </w:r>
-      <w:r>
-        <w:t>AWS, Google Cloud, Docker, Git, Postman, Jupyter</w:t>
-      </w:r>
-    </w:p>
-    <w:p>
-      <w:pPr>
-        <w:spacing w:before="100" w:after="60"/>
-      </w:pPr>
-      <w:r>
-        <w:rPr>
-          <w:b/>
-          <w:sz w:val="18"/>
-        </w:rPr>
-        <w:t>EDUCATION</w:t>
-      </w:r>
-    </w:p>
-    <w:p>
-      <w:pPr>
-        <w:spacing w:after="20"/>
-      </w:pPr>
-      <w:r>
-        <w:rPr>
-          <w:b/>
-        </w:rPr>
-        <w:t>M.Tech — Artificial Intelligence and Data Science</w:t>
-      </w:r>
-      <w:r>
-        <w:t xml:space="preserve">  |  PES University, Bangalore  |  2025 – 2027</w:t>
-      </w:r>
-    </w:p>
-    <w:p>
-      <w:pPr>
-        <w:spacing w:after="20"/>
-      </w:pPr>
-      <w:r>
-        <w:rPr>
-          <w:b/>
-        </w:rPr>
-        <w:t>Bachelor of Engineering — Information Science</w:t>
-      </w:r>
-      <w:r>
-        <w:t xml:space="preserve">  |  Visvesvaraya Technological University  |  2017 – 2021</w:t>
-      </w:r>
-    </w:p>
-    <w:p>
-      <w:pPr>
-        <w:spacing w:before="100" w:after="60"/>
-      </w:pPr>
-      <w:r>
-        <w:rPr>
-          <w:b/>
-          <w:sz w:val="18"/>
-        </w:rPr>
-        <w:t>LINKS</w:t>
+        <w:t>Software Engineer · AI / ML · Backend · Data</w:t>
       </w:r>
     </w:p>
     <w:p>
@@ -379,12 +32,9 @@
       </w:pPr>
       <w:r>
         <w:rPr>
-          <w:b/>
+          <w:sz w:val="15"/>
         </w:rPr>
-        <w:t xml:space="preserve">Portfolio: </w:t>
-      </w:r>
-      <w:r>
-        <w:t>https://prashanthprabhu24.github.io/myportofolio/</w:t>
+        <w:t>Bangalore, India  ·  +91 99727 24492  ·  prashanthprabhu1998@gmail.com</w:t>
       </w:r>
     </w:p>
     <w:p>
@@ -393,17 +43,528 @@
       </w:pPr>
       <w:r>
         <w:rPr>
+          <w:sz w:val="15"/>
+        </w:rPr>
+        <w:t>linkedin.com/in/prashanthprabhu1998  ·  github.com/prashanthprabhu24</w:t>
+      </w:r>
+    </w:p>
+    <w:p>
+      <w:pPr>
+        <w:spacing w:after="0"/>
+      </w:pPr>
+      <w:r>
+        <w:rPr>
+          <w:sz w:val="15"/>
+        </w:rPr>
+        <w:t>Portfolio: https://prashanthprabhu24.github.io/myportofolio/</w:t>
+      </w:r>
+    </w:p>
+    <w:p>
+      <w:pPr>
+        <w:spacing w:before="140" w:after="60"/>
+      </w:pPr>
+      <w:r>
+        <w:rPr>
           <w:b/>
+          <w:sz w:val="16"/>
         </w:rPr>
-        <w:t xml:space="preserve">GitHub: </w:t>
+        <w:t>SUMMARY</w:t>
+      </w:r>
+    </w:p>
+    <w:p>
+      <w:pPr>
+        <w:spacing w:after="40"/>
+      </w:pPr>
+      <w:r>
+        <w:t>Software engineer with 4+ years of experience building backend systems, data platforms, and applied ML systems. Hands-on across Python, cloud infrastructure, machine learning, deep learning, NLP, computer vision, and generative AI/LLM experimentation. MTech graduate in Artificial Intelligence and Data Science from PES University.</w:t>
+      </w:r>
+    </w:p>
+    <w:p>
+      <w:pPr>
+        <w:spacing w:before="140" w:after="60"/>
+      </w:pPr>
+      <w:r>
+        <w:rPr>
+          <w:b/>
+          <w:sz w:val="16"/>
+        </w:rPr>
+        <w:t>EXPERIENCE</w:t>
+      </w:r>
+    </w:p>
+    <w:tbl>
+      <w:tblPr>
+        <w:tblW w:type="auto" w:w="0"/>
+        <w:tblLayout w:type="fixed"/>
+        <w:tblLook w:firstColumn="1" w:firstRow="1" w:lastColumn="0" w:lastRow="0" w:noHBand="0" w:noVBand="1" w:val="04A0"/>
+      </w:tblPr>
+      <w:tblGrid>
+        <w:gridCol w:w="7560"/>
+        <w:gridCol w:w="1584"/>
+      </w:tblGrid>
+      <w:tr>
+        <w:tc>
+          <w:tcPr>
+            <w:tcW w:type="dxa" w:w="5227"/>
+            <w:tcMar>
+              <w:top w:w="35" w:type="dxa"/>
+              <w:bottom w:w="35" w:type="dxa"/>
+              <w:start w:w="0" w:type="dxa"/>
+              <w:end w:w="0" w:type="dxa"/>
+            </w:tcMar>
+          </w:tcPr>
+          <w:p>
+            <w:pPr>
+              <w:spacing w:after="0"/>
+            </w:pPr>
+            <w:r>
+              <w:rPr>
+                <w:b/>
+                <w:sz w:val="18"/>
+              </w:rPr>
+              <w:t>Senior Software Engineer</w:t>
+            </w:r>
+          </w:p>
+        </w:tc>
+        <w:tc>
+          <w:tcPr>
+            <w:tcW w:type="dxa" w:w="5227"/>
+            <w:tcMar>
+              <w:top w:w="35" w:type="dxa"/>
+              <w:bottom w:w="35" w:type="dxa"/>
+              <w:start w:w="0" w:type="dxa"/>
+              <w:end w:w="0" w:type="dxa"/>
+            </w:tcMar>
+          </w:tcPr>
+          <w:p>
+            <w:pPr>
+              <w:jc w:val="right"/>
+            </w:pPr>
+            <w:r>
+              <w:rPr>
+                <w:sz w:val="15"/>
+              </w:rPr>
+              <w:t>Jun 2023 – Jan 2026</w:t>
+            </w:r>
+          </w:p>
+        </w:tc>
+      </w:tr>
+    </w:tbl>
+    <w:p>
+      <w:pPr>
+        <w:spacing w:after="20"/>
+      </w:pPr>
+      <w:r>
+        <w:rPr>
+          <w:i/>
+          <w:sz w:val="15"/>
+        </w:rPr>
+        <w:t>Jozuna (Numentica Group)</w:t>
+      </w:r>
+    </w:p>
+    <w:p>
+      <w:pPr>
+        <w:spacing w:after="20" w:line="240" w:lineRule="auto"/>
+        <w:ind w:left="230" w:hanging="173"/>
+      </w:pPr>
+      <w:r>
+        <w:rPr>
+          <w:sz w:val="16"/>
+        </w:rPr>
+        <w:t>• Led backend and AI system architecture for an AI-powered learning platform.</w:t>
+      </w:r>
+    </w:p>
+    <w:p>
+      <w:pPr>
+        <w:spacing w:after="20" w:line="240" w:lineRule="auto"/>
+        <w:ind w:left="230" w:hanging="173"/>
+      </w:pPr>
+      <w:r>
+        <w:rPr>
+          <w:sz w:val="16"/>
+        </w:rPr>
+        <w:t>• Designed onboarding and assessment systems supporting 10,000+ users, including AI question generation, competency scoring and learning analytics.</w:t>
+      </w:r>
+    </w:p>
+    <w:p>
+      <w:pPr>
+        <w:spacing w:after="20" w:line="240" w:lineRule="auto"/>
+        <w:ind w:left="230" w:hanging="173"/>
+      </w:pPr>
+      <w:r>
+        <w:rPr>
+          <w:sz w:val="16"/>
+        </w:rPr>
+        <w:t>• Built automated content pipelines for AI-enhanced learning modules.</w:t>
+      </w:r>
+    </w:p>
+    <w:tbl>
+      <w:tblPr>
+        <w:tblW w:type="auto" w:w="0"/>
+        <w:tblLayout w:type="fixed"/>
+        <w:tblLook w:firstColumn="1" w:firstRow="1" w:lastColumn="0" w:lastRow="0" w:noHBand="0" w:noVBand="1" w:val="04A0"/>
+      </w:tblPr>
+      <w:tblGrid>
+        <w:gridCol w:w="7560"/>
+        <w:gridCol w:w="1584"/>
+      </w:tblGrid>
+      <w:tr>
+        <w:tc>
+          <w:tcPr>
+            <w:tcW w:type="dxa" w:w="5227"/>
+            <w:tcMar>
+              <w:top w:w="35" w:type="dxa"/>
+              <w:bottom w:w="35" w:type="dxa"/>
+              <w:start w:w="0" w:type="dxa"/>
+              <w:end w:w="0" w:type="dxa"/>
+            </w:tcMar>
+          </w:tcPr>
+          <w:p>
+            <w:pPr>
+              <w:spacing w:after="0"/>
+            </w:pPr>
+            <w:r>
+              <w:rPr>
+                <w:b/>
+                <w:sz w:val="18"/>
+              </w:rPr>
+              <w:t>Senior Engineer</w:t>
+            </w:r>
+          </w:p>
+        </w:tc>
+        <w:tc>
+          <w:tcPr>
+            <w:tcW w:type="dxa" w:w="5227"/>
+            <w:tcMar>
+              <w:top w:w="35" w:type="dxa"/>
+              <w:bottom w:w="35" w:type="dxa"/>
+              <w:start w:w="0" w:type="dxa"/>
+              <w:end w:w="0" w:type="dxa"/>
+            </w:tcMar>
+          </w:tcPr>
+          <w:p>
+            <w:pPr>
+              <w:jc w:val="right"/>
+            </w:pPr>
+            <w:r>
+              <w:rPr>
+                <w:sz w:val="15"/>
+              </w:rPr>
+              <w:t>Jun 2023 – Apr 2025</w:t>
+            </w:r>
+          </w:p>
+        </w:tc>
+      </w:tr>
+    </w:tbl>
+    <w:p>
+      <w:pPr>
+        <w:spacing w:after="20"/>
+      </w:pPr>
+      <w:r>
+        <w:rPr>
+          <w:i/>
+          <w:sz w:val="15"/>
+        </w:rPr>
+        <w:t>Numentica LLC</w:t>
+      </w:r>
+    </w:p>
+    <w:p>
+      <w:pPr>
+        <w:spacing w:after="20" w:line="240" w:lineRule="auto"/>
+        <w:ind w:left="230" w:hanging="173"/>
+      </w:pPr>
+      <w:r>
+        <w:rPr>
+          <w:sz w:val="16"/>
+        </w:rPr>
+        <w:t>• Built enterprise cloud data platforms, REST APIs and large-scale ETL pipelines on AWS.</w:t>
+      </w:r>
+    </w:p>
+    <w:p>
+      <w:pPr>
+        <w:spacing w:after="20" w:line="240" w:lineRule="auto"/>
+        <w:ind w:left="230" w:hanging="173"/>
+      </w:pPr>
+      <w:r>
+        <w:rPr>
+          <w:sz w:val="16"/>
+        </w:rPr>
+        <w:t>• Created synthetic-data frameworks and applied machine learning to predictive analytics.</w:t>
+      </w:r>
+    </w:p>
+    <w:p>
+      <w:pPr>
+        <w:spacing w:before="140" w:after="60"/>
+      </w:pPr>
+      <w:r>
+        <w:rPr>
+          <w:b/>
+          <w:sz w:val="16"/>
+        </w:rPr>
+        <w:t>TECHNICAL CAPABILITIES</w:t>
+      </w:r>
+    </w:p>
+    <w:p>
+      <w:pPr>
+        <w:spacing w:after="30" w:line="240" w:lineRule="auto"/>
+      </w:pPr>
+      <w:r>
+        <w:rPr>
+          <w:b/>
+          <w:sz w:val="16"/>
+        </w:rPr>
+        <w:t xml:space="preserve">Programming &amp; Backend: </w:t>
       </w:r>
       <w:r>
-        <w:t>https://github.com/prashanthprabhu24</w:t>
+        <w:rPr>
+          <w:sz w:val="16"/>
+        </w:rPr>
+        <w:t>Python, SQL, FastAPI, REST APIs, distributed systems</w:t>
+      </w:r>
+    </w:p>
+    <w:p>
+      <w:pPr>
+        <w:spacing w:after="30" w:line="240" w:lineRule="auto"/>
+      </w:pPr>
+      <w:r>
+        <w:rPr>
+          <w:b/>
+          <w:sz w:val="16"/>
+        </w:rPr>
+        <w:t xml:space="preserve">ML / AI: </w:t>
+      </w:r>
+      <w:r>
+        <w:rPr>
+          <w:sz w:val="16"/>
+        </w:rPr>
+        <w:t>Machine learning, deep learning, NLP, computer vision, generative AI / LLMs</w:t>
+      </w:r>
+    </w:p>
+    <w:p>
+      <w:pPr>
+        <w:spacing w:after="30" w:line="240" w:lineRule="auto"/>
+      </w:pPr>
+      <w:r>
+        <w:rPr>
+          <w:b/>
+          <w:sz w:val="16"/>
+        </w:rPr>
+        <w:t xml:space="preserve">Frameworks: </w:t>
+      </w:r>
+      <w:r>
+        <w:rPr>
+          <w:sz w:val="16"/>
+        </w:rPr>
+        <w:t>PyTorch, TensorFlow, scikit-learn, OpenCV, NLTK</w:t>
+      </w:r>
+    </w:p>
+    <w:p>
+      <w:pPr>
+        <w:spacing w:after="30" w:line="240" w:lineRule="auto"/>
+      </w:pPr>
+      <w:r>
+        <w:rPr>
+          <w:b/>
+          <w:sz w:val="16"/>
+        </w:rPr>
+        <w:t xml:space="preserve">Data &amp; Cloud: </w:t>
+      </w:r>
+      <w:r>
+        <w:rPr>
+          <w:sz w:val="16"/>
+        </w:rPr>
+        <w:t>ETL, data modeling, feature engineering, EDA, AWS, Google Cloud</w:t>
+      </w:r>
+    </w:p>
+    <w:p>
+      <w:pPr>
+        <w:spacing w:after="30" w:line="240" w:lineRule="auto"/>
+      </w:pPr>
+      <w:r>
+        <w:rPr>
+          <w:b/>
+          <w:sz w:val="16"/>
+        </w:rPr>
+        <w:t xml:space="preserve">Engineering: </w:t>
+      </w:r>
+      <w:r>
+        <w:rPr>
+          <w:sz w:val="16"/>
+        </w:rPr>
+        <w:t>Docker, Git, Postman, Jupyter; model implementation, experimentation and research reproduction</w:t>
+      </w:r>
+    </w:p>
+    <w:p>
+      <w:pPr>
+        <w:spacing w:before="140" w:after="60"/>
+      </w:pPr>
+      <w:r>
+        <w:rPr>
+          <w:b/>
+          <w:sz w:val="16"/>
+        </w:rPr>
+        <w:t>EDUCATION</w:t>
+      </w:r>
+    </w:p>
+    <w:tbl>
+      <w:tblPr>
+        <w:tblW w:type="auto" w:w="0"/>
+        <w:tblLayout w:type="fixed"/>
+        <w:tblLook w:firstColumn="1" w:firstRow="1" w:lastColumn="0" w:lastRow="0" w:noHBand="0" w:noVBand="1" w:val="04A0"/>
+      </w:tblPr>
+      <w:tblGrid>
+        <w:gridCol w:w="7560"/>
+        <w:gridCol w:w="1584"/>
+      </w:tblGrid>
+      <w:tr>
+        <w:tc>
+          <w:tcPr>
+            <w:tcW w:type="dxa" w:w="5227"/>
+            <w:tcMar>
+              <w:top w:w="35" w:type="dxa"/>
+              <w:bottom w:w="35" w:type="dxa"/>
+              <w:start w:w="0" w:type="dxa"/>
+              <w:end w:w="0" w:type="dxa"/>
+            </w:tcMar>
+          </w:tcPr>
+          <w:p>
+            <w:pPr>
+              <w:spacing w:after="0"/>
+            </w:pPr>
+            <w:r>
+              <w:rPr>
+                <w:b/>
+                <w:sz w:val="16"/>
+              </w:rPr>
+              <w:t>MTech — Artificial Intelligence and Data Science</w:t>
+            </w:r>
+            <w:r>
+              <w:rPr>
+                <w:sz w:val="15"/>
+              </w:rPr>
+              <w:br/>
+              <w:t>PES University, Bangalore</w:t>
+            </w:r>
+          </w:p>
+        </w:tc>
+        <w:tc>
+          <w:tcPr>
+            <w:tcW w:type="dxa" w:w="5227"/>
+            <w:tcMar>
+              <w:top w:w="35" w:type="dxa"/>
+              <w:bottom w:w="35" w:type="dxa"/>
+              <w:start w:w="0" w:type="dxa"/>
+              <w:end w:w="0" w:type="dxa"/>
+            </w:tcMar>
+          </w:tcPr>
+          <w:p>
+            <w:pPr>
+              <w:jc w:val="right"/>
+            </w:pPr>
+            <w:r>
+              <w:rPr>
+                <w:sz w:val="15"/>
+              </w:rPr>
+              <w:t>2025 – 2027</w:t>
+            </w:r>
+          </w:p>
+        </w:tc>
+      </w:tr>
+    </w:tbl>
+    <w:tbl>
+      <w:tblPr>
+        <w:tblW w:type="auto" w:w="0"/>
+        <w:tblLayout w:type="fixed"/>
+        <w:tblLook w:firstColumn="1" w:firstRow="1" w:lastColumn="0" w:lastRow="0" w:noHBand="0" w:noVBand="1" w:val="04A0"/>
+      </w:tblPr>
+      <w:tblGrid>
+        <w:gridCol w:w="7560"/>
+        <w:gridCol w:w="1584"/>
+      </w:tblGrid>
+      <w:tr>
+        <w:tc>
+          <w:tcPr>
+            <w:tcW w:type="dxa" w:w="5227"/>
+            <w:tcMar>
+              <w:top w:w="35" w:type="dxa"/>
+              <w:bottom w:w="35" w:type="dxa"/>
+              <w:start w:w="0" w:type="dxa"/>
+              <w:end w:w="0" w:type="dxa"/>
+            </w:tcMar>
+          </w:tcPr>
+          <w:p>
+            <w:pPr>
+              <w:spacing w:after="0"/>
+            </w:pPr>
+            <w:r>
+              <w:rPr>
+                <w:b/>
+                <w:sz w:val="16"/>
+              </w:rPr>
+              <w:t>Bachelor of Engineering — Information Science</w:t>
+            </w:r>
+            <w:r>
+              <w:rPr>
+                <w:sz w:val="15"/>
+              </w:rPr>
+              <w:br/>
+              <w:t>Visvesvaraya Technological University</w:t>
+            </w:r>
+          </w:p>
+        </w:tc>
+        <w:tc>
+          <w:tcPr>
+            <w:tcW w:type="dxa" w:w="5227"/>
+            <w:tcMar>
+              <w:top w:w="35" w:type="dxa"/>
+              <w:bottom w:w="35" w:type="dxa"/>
+              <w:start w:w="0" w:type="dxa"/>
+              <w:end w:w="0" w:type="dxa"/>
+            </w:tcMar>
+          </w:tcPr>
+          <w:p>
+            <w:pPr>
+              <w:jc w:val="right"/>
+            </w:pPr>
+            <w:r>
+              <w:rPr>
+                <w:sz w:val="15"/>
+              </w:rPr>
+              <w:t>2017 – 2021</w:t>
+            </w:r>
+          </w:p>
+        </w:tc>
+      </w:tr>
+    </w:tbl>
+    <w:p>
+      <w:pPr>
+        <w:spacing w:before="140" w:after="60"/>
+      </w:pPr>
+      <w:r>
+        <w:rPr>
+          <w:b/>
+          <w:sz w:val="16"/>
+        </w:rPr>
+        <w:t>LINKS</w:t>
+      </w:r>
+    </w:p>
+    <w:p>
+      <w:pPr>
+        <w:spacing w:after="0" w:line="240" w:lineRule="auto"/>
+      </w:pPr>
+      <w:r>
+        <w:rPr>
+          <w:sz w:val="15"/>
+        </w:rPr>
+        <w:t>Portfolio — https://prashanthprabhu24.github.io/myportofolio/</w:t>
+        <w:br/>
+        <w:t>LinkedIn — https://linkedin.com/in/prashanthprabhu1998</w:t>
+        <w:br/>
+        <w:t>GitHub — https://github.com/prashanthprabhu24</w:t>
       </w:r>
     </w:p>
     <w:sectPr>
       <w:pgSz w:w="12240" w:h="15840"/>
-      <w:pgMar w:top="792" w:right="936" w:bottom="792" w:left="936" w:header="720" w:footer="720" w:gutter="0"/>
+      <w:pgMar w:top="691" w:right="893" w:bottom="691" w:left="893" w:header="720" w:footer="720" w:gutter="0"/>
       <w:cols w:space="720"/>
       <w:docGrid w:linePitch="360"/>
     </w:sectPr>
@@ -774,6 +935,9 @@
     <w:name w:val="Normal"/>
     <w:qFormat/>
     <w:rsid w:val="00FC693F"/>
+    <w:pPr>
+      <w:spacing w:after="40" w:line="252" w:lineRule="auto"/>
+    </w:pPr>
     <w:rPr>
       <w:rFonts w:ascii="Arial" w:hAnsi="Arial"/>
       <w:sz w:val="18"/>

--- a/assets/resume/Prashanth_N_Resume.docx
+++ b/assets/resume/Prashanth_N_Resume.docx
@@ -2,18 +2,6 @@
 <file path=word/document.xml><?xml version="1.0" encoding="utf-8"?>
 <w:document xmlns:wpc="http://schemas.microsoft.com/office/word/2010/wordprocessingCanvas" xmlns:mo="http://schemas.microsoft.com/office/mac/office/2008/main" xmlns:mc="http://schemas.openxmlformats.org/markup-compatibility/2006" xmlns:mv="urn:schemas-microsoft-com:mac:vml" xmlns:o="urn:schemas-microsoft-com:office:office" xmlns:r="http://schemas.openxmlformats.org/officeDocument/2006/relationships" xmlns:m="http://schemas.openxmlformats.org/officeDocument/2006/math" xmlns:v="urn:schemas-microsoft-com:vml" xmlns:wp14="http://schemas.microsoft.com/office/word/2010/wordprocessingDrawing" xmlns:wp="http://schemas.openxmlformats.org/drawingml/2006/wordprocessingDrawing" xmlns:w10="urn:schemas-microsoft-com:office:word" xmlns:w="http://schemas.openxmlformats.org/wordprocessingml/2006/main" xmlns:w14="http://schemas.microsoft.com/office/word/2010/wordml" xmlns:wpg="http://schemas.microsoft.com/office/word/2010/wordprocessingGroup" xmlns:wpi="http://schemas.microsoft.com/office/word/2010/wordprocessingInk" xmlns:wne="http://schemas.microsoft.com/office/word/2006/wordml" xmlns:wps="http://schemas.microsoft.com/office/word/2010/wordprocessingShape" mc:Ignorable="w14 wp14">
   <w:body>
-    <w:p>
-      <w:pPr>
-        <w:spacing w:after="0"/>
-      </w:pPr>
-      <w:r>
-        <w:rPr>
-          <w:b/>
-          <w:sz w:val="42"/>
-        </w:rPr>
-        <w:t>PRASHANTH N.</w:t>
-      </w:r>
-    </w:p>
     <w:p>
       <w:pPr>
         <w:spacing w:after="20"/>
@@ -21,72 +9,94 @@
       <w:r>
         <w:rPr>
           <w:b/>
-          <w:sz w:val="19"/>
+          <w:sz w:val="46"/>
         </w:rPr>
-        <w:t>Software Engineer · AI / ML · Backend · Data</w:t>
+        <w:t>PRASHANTH N.</w:t>
       </w:r>
     </w:p>
     <w:p>
       <w:pPr>
-        <w:spacing w:after="0"/>
+        <w:spacing w:after="60"/>
       </w:pPr>
       <w:r>
         <w:rPr>
-          <w:sz w:val="15"/>
+          <w:b/>
+          <w:sz w:val="21"/>
+        </w:rPr>
+        <w:t>AI / ML Research &amp; Engineering · Backend · Data Systems</w:t>
+      </w:r>
+    </w:p>
+    <w:p>
+      <w:pPr>
+        <w:spacing w:after="0" w:line="240" w:lineRule="auto"/>
+      </w:pPr>
+      <w:r>
+        <w:rPr>
+          <w:sz w:val="16"/>
         </w:rPr>
         <w:t>Bangalore, India  ·  +91 99727 24492  ·  prashanthprabhu1998@gmail.com</w:t>
       </w:r>
     </w:p>
     <w:p>
       <w:pPr>
-        <w:spacing w:after="0"/>
+        <w:spacing w:after="0" w:line="240" w:lineRule="auto"/>
       </w:pPr>
       <w:r>
         <w:rPr>
-          <w:sz w:val="15"/>
+          <w:sz w:val="16"/>
         </w:rPr>
         <w:t>linkedin.com/in/prashanthprabhu1998  ·  github.com/prashanthprabhu24</w:t>
       </w:r>
     </w:p>
     <w:p>
       <w:pPr>
-        <w:spacing w:after="0"/>
+        <w:spacing w:after="0" w:line="240" w:lineRule="auto"/>
       </w:pPr>
       <w:r>
         <w:rPr>
-          <w:sz w:val="15"/>
+          <w:sz w:val="16"/>
         </w:rPr>
         <w:t>Portfolio: https://prashanthprabhu24.github.io/myportofolio/</w:t>
       </w:r>
     </w:p>
     <w:p>
       <w:pPr>
-        <w:spacing w:before="140" w:after="60"/>
+        <w:spacing w:before="60" w:after="60"/>
+        <w:pBdr>
+          <w:bottom w:val="single" w:sz="4" w:space="1" w:color="D4D4CC"/>
+        </w:pBdr>
+      </w:pPr>
+    </w:p>
+    <w:p>
+      <w:pPr>
+        <w:spacing w:before="220" w:after="100"/>
       </w:pPr>
       <w:r>
         <w:rPr>
+          <w:rFonts w:ascii="Arial" w:hAnsi="Arial"/>
           <w:b/>
-          <w:sz w:val="16"/>
+          <w:sz w:val="18"/>
         </w:rPr>
         <w:t>SUMMARY</w:t>
       </w:r>
     </w:p>
     <w:p>
       <w:pPr>
-        <w:spacing w:after="40"/>
+        <w:spacing w:after="60" w:line="269" w:lineRule="auto"/>
       </w:pPr>
       <w:r>
-        <w:t>Software engineer with 4+ years of experience building backend systems, data platforms, and applied ML systems. Hands-on across Python, cloud infrastructure, machine learning, deep learning, NLP, computer vision, and generative AI/LLM experimentation. MTech graduate in Artificial Intelligence and Data Science from PES University.</w:t>
+        <w:t>AI/ML engineer and researcher with 5+ years of software engineering experience building backend systems, data platforms, and applied machine learning systems. Hands-on with machine learning, deep learning, NLP, computer vision, generative AI/LLMs, model implementation, experimentation, and research reproduction. MTech graduate in Artificial Intelligence and Data Science from PES University.</w:t>
       </w:r>
     </w:p>
     <w:p>
       <w:pPr>
-        <w:spacing w:before="140" w:after="60"/>
+        <w:spacing w:before="220" w:after="100"/>
       </w:pPr>
       <w:r>
         <w:rPr>
+          <w:rFonts w:ascii="Arial" w:hAnsi="Arial"/>
           <w:b/>
-          <w:sz w:val="16"/>
+          <w:sz w:val="18"/>
         </w:rPr>
         <w:t>EXPERIENCE</w:t>
       </w:r>
@@ -98,16 +108,16 @@
         <w:tblLook w:firstColumn="1" w:firstRow="1" w:lastColumn="0" w:lastRow="0" w:noHBand="0" w:noVBand="1" w:val="04A0"/>
       </w:tblPr>
       <w:tblGrid>
-        <w:gridCol w:w="7560"/>
-        <w:gridCol w:w="1584"/>
+        <w:gridCol w:w="7704"/>
+        <w:gridCol w:w="1512"/>
       </w:tblGrid>
       <w:tr>
         <w:tc>
           <w:tcPr>
-            <w:tcW w:type="dxa" w:w="5227"/>
+            <w:tcW w:type="dxa" w:w="5083"/>
             <w:tcMar>
-              <w:top w:w="35" w:type="dxa"/>
-              <w:bottom w:w="35" w:type="dxa"/>
+              <w:top w:w="45" w:type="dxa"/>
+              <w:bottom w:w="45" w:type="dxa"/>
               <w:start w:w="0" w:type="dxa"/>
               <w:end w:w="0" w:type="dxa"/>
             </w:tcMar>
@@ -119,7 +129,7 @@
             <w:r>
               <w:rPr>
                 <w:b/>
-                <w:sz w:val="18"/>
+                <w:sz w:val="19"/>
               </w:rPr>
               <w:t>Senior Software Engineer</w:t>
             </w:r>
@@ -127,21 +137,22 @@
         </w:tc>
         <w:tc>
           <w:tcPr>
-            <w:tcW w:type="dxa" w:w="5227"/>
+            <w:tcW w:type="dxa" w:w="5083"/>
             <w:tcMar>
-              <w:top w:w="35" w:type="dxa"/>
-              <w:bottom w:w="35" w:type="dxa"/>
+              <w:top w:w="45" w:type="dxa"/>
+              <w:bottom w:w="45" w:type="dxa"/>
               <w:start w:w="0" w:type="dxa"/>
               <w:end w:w="0" w:type="dxa"/>
             </w:tcMar>
           </w:tcPr>
           <w:p>
             <w:pPr>
+              <w:spacing w:after="0"/>
               <w:jc w:val="right"/>
             </w:pPr>
             <w:r>
               <w:rPr>
-                <w:sz w:val="15"/>
+                <w:sz w:val="16"/>
               </w:rPr>
               <w:t>Jun 2023 – Jan 2026</w:t>
             </w:r>
@@ -151,48 +162,48 @@
     </w:tbl>
     <w:p>
       <w:pPr>
-        <w:spacing w:after="20"/>
+        <w:spacing w:after="40" w:line="240" w:lineRule="auto"/>
       </w:pPr>
       <w:r>
         <w:rPr>
           <w:i/>
-          <w:sz w:val="15"/>
+          <w:sz w:val="16"/>
         </w:rPr>
         <w:t>Jozuna (Numentica Group)</w:t>
       </w:r>
     </w:p>
     <w:p>
       <w:pPr>
-        <w:spacing w:after="20" w:line="240" w:lineRule="auto"/>
-        <w:ind w:left="230" w:hanging="173"/>
+        <w:spacing w:after="50" w:line="269" w:lineRule="auto"/>
+        <w:ind w:left="259" w:hanging="187"/>
       </w:pPr>
       <w:r>
         <w:rPr>
-          <w:sz w:val="16"/>
+          <w:sz w:val="18"/>
         </w:rPr>
         <w:t>• Led backend and AI system architecture for an AI-powered learning platform.</w:t>
       </w:r>
     </w:p>
     <w:p>
       <w:pPr>
-        <w:spacing w:after="20" w:line="240" w:lineRule="auto"/>
-        <w:ind w:left="230" w:hanging="173"/>
+        <w:spacing w:after="50" w:line="269" w:lineRule="auto"/>
+        <w:ind w:left="259" w:hanging="187"/>
       </w:pPr>
       <w:r>
         <w:rPr>
-          <w:sz w:val="16"/>
+          <w:sz w:val="18"/>
         </w:rPr>
         <w:t>• Designed onboarding and assessment systems supporting 10,000+ users, including AI question generation, competency scoring and learning analytics.</w:t>
       </w:r>
     </w:p>
     <w:p>
       <w:pPr>
-        <w:spacing w:after="20" w:line="240" w:lineRule="auto"/>
-        <w:ind w:left="230" w:hanging="173"/>
+        <w:spacing w:after="50" w:line="269" w:lineRule="auto"/>
+        <w:ind w:left="259" w:hanging="187"/>
       </w:pPr>
       <w:r>
         <w:rPr>
-          <w:sz w:val="16"/>
+          <w:sz w:val="18"/>
         </w:rPr>
         <w:t>• Built automated content pipelines for AI-enhanced learning modules.</w:t>
       </w:r>
@@ -204,16 +215,16 @@
         <w:tblLook w:firstColumn="1" w:firstRow="1" w:lastColumn="0" w:lastRow="0" w:noHBand="0" w:noVBand="1" w:val="04A0"/>
       </w:tblPr>
       <w:tblGrid>
-        <w:gridCol w:w="7560"/>
-        <w:gridCol w:w="1584"/>
+        <w:gridCol w:w="7704"/>
+        <w:gridCol w:w="1512"/>
       </w:tblGrid>
       <w:tr>
         <w:tc>
           <w:tcPr>
-            <w:tcW w:type="dxa" w:w="5227"/>
+            <w:tcW w:type="dxa" w:w="5083"/>
             <w:tcMar>
-              <w:top w:w="35" w:type="dxa"/>
-              <w:bottom w:w="35" w:type="dxa"/>
+              <w:top w:w="45" w:type="dxa"/>
+              <w:bottom w:w="45" w:type="dxa"/>
               <w:start w:w="0" w:type="dxa"/>
               <w:end w:w="0" w:type="dxa"/>
             </w:tcMar>
@@ -225,7 +236,7 @@
             <w:r>
               <w:rPr>
                 <w:b/>
-                <w:sz w:val="18"/>
+                <w:sz w:val="19"/>
               </w:rPr>
               <w:t>Senior Engineer</w:t>
             </w:r>
@@ -233,21 +244,22 @@
         </w:tc>
         <w:tc>
           <w:tcPr>
-            <w:tcW w:type="dxa" w:w="5227"/>
+            <w:tcW w:type="dxa" w:w="5083"/>
             <w:tcMar>
-              <w:top w:w="35" w:type="dxa"/>
-              <w:bottom w:w="35" w:type="dxa"/>
+              <w:top w:w="45" w:type="dxa"/>
+              <w:bottom w:w="45" w:type="dxa"/>
               <w:start w:w="0" w:type="dxa"/>
               <w:end w:w="0" w:type="dxa"/>
             </w:tcMar>
           </w:tcPr>
           <w:p>
             <w:pPr>
+              <w:spacing w:after="0"/>
               <w:jc w:val="right"/>
             </w:pPr>
             <w:r>
               <w:rPr>
-                <w:sz w:val="15"/>
+                <w:sz w:val="16"/>
               </w:rPr>
               <w:t>Jun 2023 – Apr 2025</w:t>
             </w:r>
@@ -257,150 +269,152 @@
     </w:tbl>
     <w:p>
       <w:pPr>
-        <w:spacing w:after="20"/>
+        <w:spacing w:after="40" w:line="240" w:lineRule="auto"/>
       </w:pPr>
       <w:r>
         <w:rPr>
           <w:i/>
-          <w:sz w:val="15"/>
+          <w:sz w:val="16"/>
         </w:rPr>
         <w:t>Numentica LLC</w:t>
       </w:r>
     </w:p>
     <w:p>
       <w:pPr>
-        <w:spacing w:after="20" w:line="240" w:lineRule="auto"/>
-        <w:ind w:left="230" w:hanging="173"/>
+        <w:spacing w:after="50" w:line="269" w:lineRule="auto"/>
+        <w:ind w:left="259" w:hanging="187"/>
       </w:pPr>
       <w:r>
         <w:rPr>
-          <w:sz w:val="16"/>
+          <w:sz w:val="18"/>
         </w:rPr>
         <w:t>• Built enterprise cloud data platforms, REST APIs and large-scale ETL pipelines on AWS.</w:t>
       </w:r>
     </w:p>
     <w:p>
       <w:pPr>
-        <w:spacing w:after="20" w:line="240" w:lineRule="auto"/>
-        <w:ind w:left="230" w:hanging="173"/>
+        <w:spacing w:after="50" w:line="269" w:lineRule="auto"/>
+        <w:ind w:left="259" w:hanging="187"/>
       </w:pPr>
       <w:r>
         <w:rPr>
-          <w:sz w:val="16"/>
+          <w:sz w:val="18"/>
         </w:rPr>
         <w:t>• Created synthetic-data frameworks and applied machine learning to predictive analytics.</w:t>
       </w:r>
     </w:p>
     <w:p>
       <w:pPr>
-        <w:spacing w:before="140" w:after="60"/>
+        <w:spacing w:before="220" w:after="100"/>
       </w:pPr>
       <w:r>
         <w:rPr>
+          <w:rFonts w:ascii="Arial" w:hAnsi="Arial"/>
           <w:b/>
-          <w:sz w:val="16"/>
+          <w:sz w:val="18"/>
         </w:rPr>
         <w:t>TECHNICAL CAPABILITIES</w:t>
       </w:r>
     </w:p>
     <w:p>
       <w:pPr>
-        <w:spacing w:after="30" w:line="240" w:lineRule="auto"/>
+        <w:spacing w:after="40" w:line="259" w:lineRule="auto"/>
       </w:pPr>
       <w:r>
         <w:rPr>
           <w:b/>
-          <w:sz w:val="16"/>
+          <w:sz w:val="17"/>
         </w:rPr>
         <w:t xml:space="preserve">Programming &amp; Backend: </w:t>
       </w:r>
       <w:r>
         <w:rPr>
-          <w:sz w:val="16"/>
+          <w:sz w:val="17"/>
         </w:rPr>
         <w:t>Python, SQL, FastAPI, REST APIs, distributed systems</w:t>
       </w:r>
     </w:p>
     <w:p>
       <w:pPr>
-        <w:spacing w:after="30" w:line="240" w:lineRule="auto"/>
+        <w:spacing w:after="40" w:line="259" w:lineRule="auto"/>
       </w:pPr>
       <w:r>
         <w:rPr>
           <w:b/>
-          <w:sz w:val="16"/>
+          <w:sz w:val="17"/>
         </w:rPr>
-        <w:t xml:space="preserve">ML / AI: </w:t>
+        <w:t xml:space="preserve">AI / ML: </w:t>
       </w:r>
       <w:r>
         <w:rPr>
-          <w:sz w:val="16"/>
+          <w:sz w:val="17"/>
         </w:rPr>
         <w:t>Machine learning, deep learning, NLP, computer vision, generative AI / LLMs</w:t>
       </w:r>
     </w:p>
     <w:p>
       <w:pPr>
-        <w:spacing w:after="30" w:line="240" w:lineRule="auto"/>
+        <w:spacing w:after="40" w:line="259" w:lineRule="auto"/>
       </w:pPr>
       <w:r>
         <w:rPr>
           <w:b/>
-          <w:sz w:val="16"/>
+          <w:sz w:val="17"/>
         </w:rPr>
         <w:t xml:space="preserve">Frameworks: </w:t>
       </w:r>
       <w:r>
         <w:rPr>
-          <w:sz w:val="16"/>
+          <w:sz w:val="17"/>
         </w:rPr>
         <w:t>PyTorch, TensorFlow, scikit-learn, OpenCV, NLTK</w:t>
       </w:r>
     </w:p>
     <w:p>
       <w:pPr>
-        <w:spacing w:after="30" w:line="240" w:lineRule="auto"/>
+        <w:spacing w:after="40" w:line="259" w:lineRule="auto"/>
       </w:pPr>
       <w:r>
         <w:rPr>
           <w:b/>
-          <w:sz w:val="16"/>
+          <w:sz w:val="17"/>
         </w:rPr>
         <w:t xml:space="preserve">Data &amp; Cloud: </w:t>
       </w:r>
       <w:r>
         <w:rPr>
-          <w:sz w:val="16"/>
+          <w:sz w:val="17"/>
         </w:rPr>
         <w:t>ETL, data modeling, feature engineering, EDA, AWS, Google Cloud</w:t>
       </w:r>
     </w:p>
     <w:p>
       <w:pPr>
-        <w:spacing w:after="30" w:line="240" w:lineRule="auto"/>
+        <w:spacing w:after="40" w:line="259" w:lineRule="auto"/>
       </w:pPr>
       <w:r>
         <w:rPr>
           <w:b/>
-          <w:sz w:val="16"/>
+          <w:sz w:val="17"/>
         </w:rPr>
-        <w:t xml:space="preserve">Engineering: </w:t>
+        <w:t xml:space="preserve">Research &amp; Engineering: </w:t>
       </w:r>
       <w:r>
         <w:rPr>
-          <w:sz w:val="16"/>
+          <w:sz w:val="17"/>
         </w:rPr>
-        <w:t>Docker, Git, Postman, Jupyter; model implementation, experimentation and research reproduction</w:t>
+        <w:t>Model implementation, experimentation, evaluation, research reproduction, Docker, Git</w:t>
       </w:r>
     </w:p>
     <w:p>
       <w:pPr>
-        <w:spacing w:before="140" w:after="60"/>
+        <w:spacing w:before="220" w:after="100"/>
       </w:pPr>
       <w:r>
         <w:rPr>
+          <w:rFonts w:ascii="Arial" w:hAnsi="Arial"/>
           <w:b/>
-          <w:sz w:val="16"/>
+          <w:sz w:val="18"/>
         </w:rPr>
         <w:t>EDUCATION</w:t>
       </w:r>
@@ -412,16 +426,16 @@
         <w:tblLook w:firstColumn="1" w:firstRow="1" w:lastColumn="0" w:lastRow="0" w:noHBand="0" w:noVBand="1" w:val="04A0"/>
       </w:tblPr>
       <w:tblGrid>
-        <w:gridCol w:w="7560"/>
-        <w:gridCol w:w="1584"/>
+        <w:gridCol w:w="7704"/>
+        <w:gridCol w:w="1512"/>
       </w:tblGrid>
       <w:tr>
         <w:tc>
           <w:tcPr>
-            <w:tcW w:type="dxa" w:w="5227"/>
+            <w:tcW w:type="dxa" w:w="5083"/>
             <w:tcMar>
-              <w:top w:w="35" w:type="dxa"/>
-              <w:bottom w:w="35" w:type="dxa"/>
+              <w:top w:w="45" w:type="dxa"/>
+              <w:bottom w:w="45" w:type="dxa"/>
               <w:start w:w="0" w:type="dxa"/>
               <w:end w:w="0" w:type="dxa"/>
             </w:tcMar>
@@ -433,13 +447,13 @@
             <w:r>
               <w:rPr>
                 <w:b/>
-                <w:sz w:val="16"/>
+                <w:sz w:val="17"/>
               </w:rPr>
               <w:t>MTech — Artificial Intelligence and Data Science</w:t>
             </w:r>
             <w:r>
               <w:rPr>
-                <w:sz w:val="15"/>
+                <w:sz w:val="16"/>
               </w:rPr>
               <w:br/>
               <w:t>PES University, Bangalore</w:t>
@@ -448,23 +462,24 @@
         </w:tc>
         <w:tc>
           <w:tcPr>
-            <w:tcW w:type="dxa" w:w="5227"/>
+            <w:tcW w:type="dxa" w:w="5083"/>
             <w:tcMar>
-              <w:top w:w="35" w:type="dxa"/>
-              <w:bottom w:w="35" w:type="dxa"/>
+              <w:top w:w="45" w:type="dxa"/>
+              <w:bottom w:w="45" w:type="dxa"/>
               <w:start w:w="0" w:type="dxa"/>
               <w:end w:w="0" w:type="dxa"/>
             </w:tcMar>
           </w:tcPr>
           <w:p>
             <w:pPr>
+              <w:spacing w:after="0"/>
               <w:jc w:val="right"/>
             </w:pPr>
             <w:r>
               <w:rPr>
-                <w:sz w:val="15"/>
+                <w:sz w:val="16"/>
               </w:rPr>
-              <w:t>2025 – 2027</w:t>
+              <w:t>Completed</w:t>
             </w:r>
           </w:p>
         </w:tc>
@@ -477,16 +492,16 @@
         <w:tblLook w:firstColumn="1" w:firstRow="1" w:lastColumn="0" w:lastRow="0" w:noHBand="0" w:noVBand="1" w:val="04A0"/>
       </w:tblPr>
       <w:tblGrid>
-        <w:gridCol w:w="7560"/>
-        <w:gridCol w:w="1584"/>
+        <w:gridCol w:w="7704"/>
+        <w:gridCol w:w="1512"/>
       </w:tblGrid>
       <w:tr>
         <w:tc>
           <w:tcPr>
-            <w:tcW w:type="dxa" w:w="5227"/>
+            <w:tcW w:type="dxa" w:w="5083"/>
             <w:tcMar>
-              <w:top w:w="35" w:type="dxa"/>
-              <w:bottom w:w="35" w:type="dxa"/>
+              <w:top w:w="45" w:type="dxa"/>
+              <w:bottom w:w="45" w:type="dxa"/>
               <w:start w:w="0" w:type="dxa"/>
               <w:end w:w="0" w:type="dxa"/>
             </w:tcMar>
@@ -498,13 +513,13 @@
             <w:r>
               <w:rPr>
                 <w:b/>
-                <w:sz w:val="16"/>
+                <w:sz w:val="17"/>
               </w:rPr>
               <w:t>Bachelor of Engineering — Information Science</w:t>
             </w:r>
             <w:r>
               <w:rPr>
-                <w:sz w:val="15"/>
+                <w:sz w:val="16"/>
               </w:rPr>
               <w:br/>
               <w:t>Visvesvaraya Technological University</w:t>
@@ -513,21 +528,22 @@
         </w:tc>
         <w:tc>
           <w:tcPr>
-            <w:tcW w:type="dxa" w:w="5227"/>
+            <w:tcW w:type="dxa" w:w="5083"/>
             <w:tcMar>
-              <w:top w:w="35" w:type="dxa"/>
-              <w:bottom w:w="35" w:type="dxa"/>
+              <w:top w:w="45" w:type="dxa"/>
+              <w:bottom w:w="45" w:type="dxa"/>
               <w:start w:w="0" w:type="dxa"/>
               <w:end w:w="0" w:type="dxa"/>
             </w:tcMar>
           </w:tcPr>
           <w:p>
             <w:pPr>
+              <w:spacing w:after="0"/>
               <w:jc w:val="right"/>
             </w:pPr>
             <w:r>
               <w:rPr>
-                <w:sz w:val="15"/>
+                <w:sz w:val="16"/>
               </w:rPr>
               <w:t>2017 – 2021</w:t>
             </w:r>
@@ -535,36 +551,9 @@
         </w:tc>
       </w:tr>
     </w:tbl>
-    <w:p>
-      <w:pPr>
-        <w:spacing w:before="140" w:after="60"/>
-      </w:pPr>
-      <w:r>
-        <w:rPr>
-          <w:b/>
-          <w:sz w:val="16"/>
-        </w:rPr>
-        <w:t>LINKS</w:t>
-      </w:r>
-    </w:p>
-    <w:p>
-      <w:pPr>
-        <w:spacing w:after="0" w:line="240" w:lineRule="auto"/>
-      </w:pPr>
-      <w:r>
-        <w:rPr>
-          <w:sz w:val="15"/>
-        </w:rPr>
-        <w:t>Portfolio — https://prashanthprabhu24.github.io/myportofolio/</w:t>
-        <w:br/>
-        <w:t>LinkedIn — https://linkedin.com/in/prashanthprabhu1998</w:t>
-        <w:br/>
-        <w:t>GitHub — https://github.com/prashanthprabhu24</w:t>
-      </w:r>
-    </w:p>
     <w:sectPr>
       <w:pgSz w:w="12240" w:h="15840"/>
-      <w:pgMar w:top="691" w:right="893" w:bottom="691" w:left="893" w:header="720" w:footer="720" w:gutter="0"/>
+      <w:pgMar w:top="835" w:right="1037" w:bottom="835" w:left="1037" w:header="720" w:footer="720" w:gutter="0"/>
       <w:cols w:space="720"/>
       <w:docGrid w:linePitch="360"/>
     </w:sectPr>
@@ -936,11 +925,11 @@
     <w:qFormat/>
     <w:rsid w:val="00FC693F"/>
     <w:pPr>
-      <w:spacing w:after="40" w:line="252" w:lineRule="auto"/>
+      <w:spacing w:after="60" w:line="269" w:lineRule="auto"/>
     </w:pPr>
     <w:rPr>
       <w:rFonts w:ascii="Arial" w:hAnsi="Arial"/>
-      <w:sz w:val="18"/>
+      <w:sz w:val="19"/>
     </w:rPr>
   </w:style>
   <w:style w:type="paragraph" w:styleId="Header">

--- a/assets/resume/Prashanth_N_Resume.docx
+++ b/assets/resume/Prashanth_N_Resume.docx
@@ -4,23 +4,27 @@
   <w:body>
     <w:p>
       <w:pPr>
-        <w:spacing w:after="20"/>
+        <w:spacing w:before="0" w:after="20" w:line="240" w:lineRule="auto"/>
       </w:pPr>
       <w:r>
         <w:rPr>
+          <w:rFonts w:ascii="Arial" w:hAnsi="Arial"/>
           <w:b/>
-          <w:sz w:val="46"/>
+          <w:color w:val="242522"/>
+          <w:sz w:val="44"/>
         </w:rPr>
         <w:t>PRASHANTH N.</w:t>
       </w:r>
     </w:p>
     <w:p>
       <w:pPr>
-        <w:spacing w:after="60"/>
+        <w:spacing w:before="0" w:after="40" w:line="240" w:lineRule="auto"/>
       </w:pPr>
       <w:r>
         <w:rPr>
+          <w:rFonts w:ascii="Arial" w:hAnsi="Arial"/>
           <w:b/>
+          <w:color w:val="242522"/>
           <w:sz w:val="21"/>
         </w:rPr>
         <w:t>AI / ML Research &amp; Engineering · Backend · Data Systems</w:t>
@@ -28,10 +32,13 @@
     </w:p>
     <w:p>
       <w:pPr>
-        <w:spacing w:after="0" w:line="240" w:lineRule="auto"/>
+        <w:spacing w:before="0" w:after="0" w:line="240" w:lineRule="auto"/>
       </w:pPr>
       <w:r>
         <w:rPr>
+          <w:rFonts w:ascii="Arial" w:hAnsi="Arial"/>
+          <w:b w:val="0"/>
+          <w:color w:val="666760"/>
           <w:sz w:val="16"/>
         </w:rPr>
         <w:t>Bangalore, India  ·  +91 99727 24492  ·  prashanthprabhu1998@gmail.com</w:t>
@@ -39,10 +46,13 @@
     </w:p>
     <w:p>
       <w:pPr>
-        <w:spacing w:after="0" w:line="240" w:lineRule="auto"/>
+        <w:spacing w:before="0" w:after="0" w:line="240" w:lineRule="auto"/>
       </w:pPr>
       <w:r>
         <w:rPr>
+          <w:rFonts w:ascii="Arial" w:hAnsi="Arial"/>
+          <w:b w:val="0"/>
+          <w:color w:val="666760"/>
           <w:sz w:val="16"/>
         </w:rPr>
         <w:t>linkedin.com/in/prashanthprabhu1998  ·  github.com/prashanthprabhu24</w:t>
@@ -50,31 +60,35 @@
     </w:p>
     <w:p>
       <w:pPr>
-        <w:spacing w:after="0" w:line="240" w:lineRule="auto"/>
+        <w:spacing w:before="0" w:after="0" w:line="240" w:lineRule="auto"/>
       </w:pPr>
       <w:r>
         <w:rPr>
+          <w:rFonts w:ascii="Arial" w:hAnsi="Arial"/>
+          <w:b w:val="0"/>
+          <w:color w:val="666760"/>
           <w:sz w:val="16"/>
         </w:rPr>
-        <w:t>Portfolio: https://prashanthprabhu24.github.io/myportofolio/</w:t>
+        <w:t>Portfolio: prashanthprabhu24.github.io/myportofolio/</w:t>
       </w:r>
     </w:p>
     <w:p>
       <w:pPr>
-        <w:spacing w:before="60" w:after="60"/>
+        <w:spacing w:before="0" w:after="60" w:line="240" w:lineRule="auto"/>
         <w:pBdr>
-          <w:bottom w:val="single" w:sz="4" w:space="1" w:color="D4D4CC"/>
+          <w:bottom w:val="single" w:sz="4" w:space="1" w:color="D9D8D2"/>
         </w:pBdr>
       </w:pPr>
     </w:p>
     <w:p>
       <w:pPr>
-        <w:spacing w:before="220" w:after="100"/>
+        <w:spacing w:before="100" w:after="60" w:line="240" w:lineRule="auto"/>
       </w:pPr>
       <w:r>
         <w:rPr>
           <w:rFonts w:ascii="Arial" w:hAnsi="Arial"/>
           <w:b/>
+          <w:color w:val="242522"/>
           <w:sz w:val="18"/>
         </w:rPr>
         <w:t>SUMMARY</w:t>
@@ -82,20 +96,27 @@
     </w:p>
     <w:p>
       <w:pPr>
-        <w:spacing w:after="60" w:line="269" w:lineRule="auto"/>
+        <w:spacing w:before="0" w:after="60" w:line="259" w:lineRule="auto"/>
       </w:pPr>
       <w:r>
-        <w:t>AI/ML engineer and researcher with 5+ years of software engineering experience building backend systems, data platforms, and applied machine learning systems. Hands-on with machine learning, deep learning, NLP, computer vision, generative AI/LLMs, model implementation, experimentation, and research reproduction. MTech graduate in Artificial Intelligence and Data Science from PES University.</w:t>
+        <w:rPr>
+          <w:rFonts w:ascii="Arial" w:hAnsi="Arial"/>
+          <w:b w:val="0"/>
+          <w:color w:val="242522"/>
+          <w:sz w:val="17"/>
+        </w:rPr>
+        <w:t>AI/ML engineer and researcher with 5+ years of software engineering experience building backend systems, data platforms, and applied machine learning systems. Hands-on with machine learning, deep learning, NLP, computer vision, generative AI/LLMs, model implementation, experimentation, and research reproduction.</w:t>
       </w:r>
     </w:p>
     <w:p>
       <w:pPr>
-        <w:spacing w:before="220" w:after="100"/>
+        <w:spacing w:before="100" w:after="60" w:line="240" w:lineRule="auto"/>
       </w:pPr>
       <w:r>
         <w:rPr>
           <w:rFonts w:ascii="Arial" w:hAnsi="Arial"/>
           <w:b/>
+          <w:color w:val="242522"/>
           <w:sz w:val="18"/>
         </w:rPr>
         <w:t>EXPERIENCE</w:t>
@@ -104,32 +125,44 @@
     <w:tbl>
       <w:tblPr>
         <w:tblW w:type="auto" w:w="0"/>
+        <w:jc w:val="center"/>
         <w:tblLayout w:type="fixed"/>
         <w:tblLook w:firstColumn="1" w:firstRow="1" w:lastColumn="0" w:lastRow="0" w:noHBand="0" w:noVBand="1" w:val="04A0"/>
+        <w:tblBorders>
+          <w:top w:val="nil"/>
+          <w:left w:val="nil"/>
+          <w:bottom w:val="nil"/>
+          <w:right w:val="nil"/>
+          <w:insideH w:val="nil"/>
+          <w:insideV w:val="nil"/>
+        </w:tblBorders>
       </w:tblPr>
       <w:tblGrid>
-        <w:gridCol w:w="7704"/>
-        <w:gridCol w:w="1512"/>
+        <w:gridCol w:w="8136"/>
+        <w:gridCol w:w="1944"/>
       </w:tblGrid>
       <w:tr>
         <w:tc>
           <w:tcPr>
-            <w:tcW w:type="dxa" w:w="5083"/>
+            <w:tcW w:type="dxa" w:w="8136"/>
+            <w:vAlign w:val="top"/>
             <w:tcMar>
-              <w:top w:w="45" w:type="dxa"/>
-              <w:bottom w:w="45" w:type="dxa"/>
+              <w:top w:w="0" w:type="dxa"/>
               <w:start w:w="0" w:type="dxa"/>
+              <w:bottom w:w="0" w:type="dxa"/>
               <w:end w:w="0" w:type="dxa"/>
             </w:tcMar>
           </w:tcPr>
           <w:p>
             <w:pPr>
-              <w:spacing w:after="0"/>
+              <w:spacing w:before="0" w:after="0" w:line="240" w:lineRule="auto"/>
             </w:pPr>
             <w:r>
               <w:rPr>
+                <w:rFonts w:ascii="Arial" w:hAnsi="Arial"/>
                 <w:b/>
-                <w:sz w:val="19"/>
+                <w:color w:val="242522"/>
+                <w:sz w:val="20"/>
               </w:rPr>
               <w:t>Senior Software Engineer</w:t>
             </w:r>
@@ -137,22 +170,26 @@
         </w:tc>
         <w:tc>
           <w:tcPr>
-            <w:tcW w:type="dxa" w:w="5083"/>
+            <w:tcW w:type="dxa" w:w="1944"/>
+            <w:vAlign w:val="top"/>
             <w:tcMar>
-              <w:top w:w="45" w:type="dxa"/>
-              <w:bottom w:w="45" w:type="dxa"/>
+              <w:top w:w="0" w:type="dxa"/>
               <w:start w:w="0" w:type="dxa"/>
+              <w:bottom w:w="0" w:type="dxa"/>
               <w:end w:w="0" w:type="dxa"/>
             </w:tcMar>
           </w:tcPr>
           <w:p>
             <w:pPr>
-              <w:spacing w:after="0"/>
+              <w:spacing w:before="0" w:after="0" w:line="240" w:lineRule="auto"/>
               <w:jc w:val="right"/>
             </w:pPr>
             <w:r>
               <w:rPr>
-                <w:sz w:val="16"/>
+                <w:rFonts w:ascii="Arial" w:hAnsi="Arial"/>
+                <w:b w:val="0"/>
+                <w:color w:val="666760"/>
+                <w:sz w:val="17"/>
               </w:rPr>
               <w:t>Jun 2023 – Jan 2026</w:t>
             </w:r>
@@ -162,81 +199,110 @@
     </w:tbl>
     <w:p>
       <w:pPr>
-        <w:spacing w:after="40" w:line="240" w:lineRule="auto"/>
+        <w:spacing w:before="0" w:after="20" w:line="240" w:lineRule="auto"/>
       </w:pPr>
       <w:r>
         <w:rPr>
+          <w:rFonts w:ascii="Arial" w:hAnsi="Arial"/>
+          <w:b w:val="0"/>
           <w:i/>
-          <w:sz w:val="16"/>
+          <w:color w:val="666760"/>
+          <w:sz w:val="17"/>
         </w:rPr>
         <w:t>Jozuna (Numentica Group)</w:t>
       </w:r>
     </w:p>
     <w:p>
       <w:pPr>
-        <w:spacing w:after="50" w:line="269" w:lineRule="auto"/>
-        <w:ind w:left="259" w:hanging="187"/>
+        <w:spacing w:before="0" w:after="20" w:line="240" w:lineRule="auto"/>
+        <w:ind w:left="187" w:hanging="144"/>
       </w:pPr>
       <w:r>
         <w:rPr>
-          <w:sz w:val="18"/>
+          <w:rFonts w:ascii="Arial" w:hAnsi="Arial"/>
+          <w:b w:val="0"/>
+          <w:color w:val="242522"/>
+          <w:sz w:val="17"/>
         </w:rPr>
         <w:t>• Led backend and AI system architecture for an AI-powered learning platform.</w:t>
       </w:r>
     </w:p>
     <w:p>
       <w:pPr>
-        <w:spacing w:after="50" w:line="269" w:lineRule="auto"/>
-        <w:ind w:left="259" w:hanging="187"/>
+        <w:spacing w:before="0" w:after="20" w:line="240" w:lineRule="auto"/>
+        <w:ind w:left="187" w:hanging="144"/>
       </w:pPr>
       <w:r>
         <w:rPr>
-          <w:sz w:val="18"/>
+          <w:rFonts w:ascii="Arial" w:hAnsi="Arial"/>
+          <w:b w:val="0"/>
+          <w:color w:val="242522"/>
+          <w:sz w:val="17"/>
         </w:rPr>
         <w:t>• Designed onboarding and assessment systems supporting 10,000+ users, including AI question generation, competency scoring and learning analytics.</w:t>
       </w:r>
     </w:p>
     <w:p>
       <w:pPr>
-        <w:spacing w:after="50" w:line="269" w:lineRule="auto"/>
-        <w:ind w:left="259" w:hanging="187"/>
+        <w:spacing w:before="0" w:after="20" w:line="240" w:lineRule="auto"/>
+        <w:ind w:left="187" w:hanging="144"/>
       </w:pPr>
       <w:r>
         <w:rPr>
-          <w:sz w:val="18"/>
+          <w:rFonts w:ascii="Arial" w:hAnsi="Arial"/>
+          <w:b w:val="0"/>
+          <w:color w:val="242522"/>
+          <w:sz w:val="17"/>
         </w:rPr>
         <w:t>• Built automated content pipelines for AI-enhanced learning modules.</w:t>
       </w:r>
     </w:p>
+    <w:p>
+      <w:pPr>
+        <w:spacing w:before="0" w:after="0" w:line="240" w:lineRule="auto"/>
+      </w:pPr>
+    </w:p>
     <w:tbl>
       <w:tblPr>
         <w:tblW w:type="auto" w:w="0"/>
+        <w:jc w:val="center"/>
         <w:tblLayout w:type="fixed"/>
         <w:tblLook w:firstColumn="1" w:firstRow="1" w:lastColumn="0" w:lastRow="0" w:noHBand="0" w:noVBand="1" w:val="04A0"/>
+        <w:tblBorders>
+          <w:top w:val="nil"/>
+          <w:left w:val="nil"/>
+          <w:bottom w:val="nil"/>
+          <w:right w:val="nil"/>
+          <w:insideH w:val="nil"/>
+          <w:insideV w:val="nil"/>
+        </w:tblBorders>
       </w:tblPr>
       <w:tblGrid>
-        <w:gridCol w:w="7704"/>
-        <w:gridCol w:w="1512"/>
+        <w:gridCol w:w="8136"/>
+        <w:gridCol w:w="1944"/>
       </w:tblGrid>
       <w:tr>
         <w:tc>
           <w:tcPr>
-            <w:tcW w:type="dxa" w:w="5083"/>
+            <w:tcW w:type="dxa" w:w="8136"/>
+            <w:vAlign w:val="top"/>
             <w:tcMar>
-              <w:top w:w="45" w:type="dxa"/>
-              <w:bottom w:w="45" w:type="dxa"/>
+              <w:top w:w="0" w:type="dxa"/>
               <w:start w:w="0" w:type="dxa"/>
+              <w:bottom w:w="0" w:type="dxa"/>
               <w:end w:w="0" w:type="dxa"/>
             </w:tcMar>
           </w:tcPr>
           <w:p>
             <w:pPr>
-              <w:spacing w:after="0"/>
+              <w:spacing w:before="0" w:after="0" w:line="240" w:lineRule="auto"/>
             </w:pPr>
             <w:r>
               <w:rPr>
+                <w:rFonts w:ascii="Arial" w:hAnsi="Arial"/>
                 <w:b/>
-                <w:sz w:val="19"/>
+                <w:color w:val="242522"/>
+                <w:sz w:val="20"/>
               </w:rPr>
               <w:t>Senior Engineer</w:t>
             </w:r>
@@ -244,22 +310,26 @@
         </w:tc>
         <w:tc>
           <w:tcPr>
-            <w:tcW w:type="dxa" w:w="5083"/>
+            <w:tcW w:type="dxa" w:w="1944"/>
+            <w:vAlign w:val="top"/>
             <w:tcMar>
-              <w:top w:w="45" w:type="dxa"/>
-              <w:bottom w:w="45" w:type="dxa"/>
+              <w:top w:w="0" w:type="dxa"/>
               <w:start w:w="0" w:type="dxa"/>
+              <w:bottom w:w="0" w:type="dxa"/>
               <w:end w:w="0" w:type="dxa"/>
             </w:tcMar>
           </w:tcPr>
           <w:p>
             <w:pPr>
-              <w:spacing w:after="0"/>
+              <w:spacing w:before="0" w:after="0" w:line="240" w:lineRule="auto"/>
               <w:jc w:val="right"/>
             </w:pPr>
             <w:r>
               <w:rPr>
-                <w:sz w:val="16"/>
+                <w:rFonts w:ascii="Arial" w:hAnsi="Arial"/>
+                <w:b w:val="0"/>
+                <w:color w:val="666760"/>
+                <w:sz w:val="17"/>
               </w:rPr>
               <w:t>Jun 2023 – Apr 2025</w:t>
             </w:r>
@@ -269,151 +339,432 @@
     </w:tbl>
     <w:p>
       <w:pPr>
-        <w:spacing w:after="40" w:line="240" w:lineRule="auto"/>
+        <w:spacing w:before="0" w:after="20" w:line="240" w:lineRule="auto"/>
       </w:pPr>
       <w:r>
         <w:rPr>
+          <w:rFonts w:ascii="Arial" w:hAnsi="Arial"/>
+          <w:b w:val="0"/>
           <w:i/>
-          <w:sz w:val="16"/>
+          <w:color w:val="666760"/>
+          <w:sz w:val="17"/>
         </w:rPr>
         <w:t>Numentica LLC</w:t>
       </w:r>
     </w:p>
     <w:p>
       <w:pPr>
-        <w:spacing w:after="50" w:line="269" w:lineRule="auto"/>
-        <w:ind w:left="259" w:hanging="187"/>
+        <w:spacing w:before="0" w:after="20" w:line="240" w:lineRule="auto"/>
+        <w:ind w:left="187" w:hanging="144"/>
       </w:pPr>
       <w:r>
         <w:rPr>
-          <w:sz w:val="18"/>
+          <w:rFonts w:ascii="Arial" w:hAnsi="Arial"/>
+          <w:b w:val="0"/>
+          <w:color w:val="242522"/>
+          <w:sz w:val="17"/>
         </w:rPr>
         <w:t>• Built enterprise cloud data platforms, REST APIs and large-scale ETL pipelines on AWS.</w:t>
       </w:r>
     </w:p>
     <w:p>
       <w:pPr>
-        <w:spacing w:after="50" w:line="269" w:lineRule="auto"/>
-        <w:ind w:left="259" w:hanging="187"/>
+        <w:spacing w:before="0" w:after="20" w:line="240" w:lineRule="auto"/>
+        <w:ind w:left="187" w:hanging="144"/>
       </w:pPr>
       <w:r>
         <w:rPr>
-          <w:sz w:val="18"/>
+          <w:rFonts w:ascii="Arial" w:hAnsi="Arial"/>
+          <w:b w:val="0"/>
+          <w:color w:val="242522"/>
+          <w:sz w:val="17"/>
         </w:rPr>
         <w:t>• Created synthetic-data frameworks and applied machine learning to predictive analytics.</w:t>
       </w:r>
     </w:p>
     <w:p>
       <w:pPr>
-        <w:spacing w:before="220" w:after="100"/>
+        <w:spacing w:before="100" w:after="60" w:line="240" w:lineRule="auto"/>
       </w:pPr>
       <w:r>
         <w:rPr>
           <w:rFonts w:ascii="Arial" w:hAnsi="Arial"/>
           <w:b/>
+          <w:color w:val="242522"/>
           <w:sz w:val="18"/>
         </w:rPr>
         <w:t>TECHNICAL CAPABILITIES</w:t>
       </w:r>
     </w:p>
+    <w:tbl>
+      <w:tblPr>
+        <w:tblW w:type="auto" w:w="0"/>
+        <w:jc w:val="center"/>
+        <w:tblLayout w:type="fixed"/>
+        <w:tblLook w:firstColumn="1" w:firstRow="1" w:lastColumn="0" w:lastRow="0" w:noHBand="0" w:noVBand="1" w:val="04A0"/>
+      </w:tblPr>
+      <w:tblGrid>
+        <w:gridCol w:w="2664"/>
+        <w:gridCol w:w="7416"/>
+      </w:tblGrid>
+      <w:tr>
+        <w:tc>
+          <w:tcPr>
+            <w:tcW w:type="dxa" w:w="2664"/>
+            <w:tcMar>
+              <w:top w:w="45" w:type="dxa"/>
+              <w:start w:w="0" w:type="dxa"/>
+              <w:bottom w:w="45" w:type="dxa"/>
+              <w:end w:w="0" w:type="dxa"/>
+            </w:tcMar>
+            <w:tcBorders>
+              <w:bottom w:val="single" w:sz="4" w:space="1" w:color="D9D8D2"/>
+            </w:tcBorders>
+          </w:tcPr>
+          <w:p>
+            <w:pPr>
+              <w:spacing w:before="0" w:after="0" w:line="240" w:lineRule="auto"/>
+            </w:pPr>
+            <w:r>
+              <w:rPr>
+                <w:rFonts w:ascii="Arial" w:hAnsi="Arial"/>
+                <w:b/>
+                <w:color w:val="242522"/>
+                <w:sz w:val="16"/>
+              </w:rPr>
+              <w:t>AI / ML</w:t>
+            </w:r>
+          </w:p>
+        </w:tc>
+        <w:tc>
+          <w:tcPr>
+            <w:tcW w:type="dxa" w:w="7416"/>
+            <w:tcMar>
+              <w:top w:w="45" w:type="dxa"/>
+              <w:start w:w="0" w:type="dxa"/>
+              <w:bottom w:w="45" w:type="dxa"/>
+              <w:end w:w="0" w:type="dxa"/>
+            </w:tcMar>
+            <w:tcBorders>
+              <w:bottom w:val="single" w:sz="4" w:space="1" w:color="D9D8D2"/>
+            </w:tcBorders>
+          </w:tcPr>
+          <w:p>
+            <w:pPr>
+              <w:spacing w:before="0" w:after="0" w:line="240" w:lineRule="auto"/>
+            </w:pPr>
+            <w:r>
+              <w:rPr>
+                <w:rFonts w:ascii="Arial" w:hAnsi="Arial"/>
+                <w:b w:val="0"/>
+                <w:color w:val="242522"/>
+                <w:sz w:val="16"/>
+              </w:rPr>
+              <w:t>Machine learning · Deep learning · NLP · Computer vision · Generative AI / LLMs</w:t>
+            </w:r>
+          </w:p>
+        </w:tc>
+      </w:tr>
+      <w:tr>
+        <w:tc>
+          <w:tcPr>
+            <w:tcW w:type="dxa" w:w="2664"/>
+            <w:tcMar>
+              <w:top w:w="45" w:type="dxa"/>
+              <w:start w:w="0" w:type="dxa"/>
+              <w:bottom w:w="45" w:type="dxa"/>
+              <w:end w:w="0" w:type="dxa"/>
+            </w:tcMar>
+            <w:tcBorders>
+              <w:bottom w:val="single" w:sz="4" w:space="1" w:color="D9D8D2"/>
+            </w:tcBorders>
+          </w:tcPr>
+          <w:p>
+            <w:pPr>
+              <w:spacing w:before="0" w:after="0" w:line="240" w:lineRule="auto"/>
+            </w:pPr>
+            <w:r>
+              <w:rPr>
+                <w:rFonts w:ascii="Arial" w:hAnsi="Arial"/>
+                <w:b/>
+                <w:color w:val="242522"/>
+                <w:sz w:val="16"/>
+              </w:rPr>
+              <w:t>Research &amp; Experimentation</w:t>
+            </w:r>
+          </w:p>
+        </w:tc>
+        <w:tc>
+          <w:tcPr>
+            <w:tcW w:type="dxa" w:w="7416"/>
+            <w:tcMar>
+              <w:top w:w="45" w:type="dxa"/>
+              <w:start w:w="0" w:type="dxa"/>
+              <w:bottom w:w="45" w:type="dxa"/>
+              <w:end w:w="0" w:type="dxa"/>
+            </w:tcMar>
+            <w:tcBorders>
+              <w:bottom w:val="single" w:sz="4" w:space="1" w:color="D9D8D2"/>
+            </w:tcBorders>
+          </w:tcPr>
+          <w:p>
+            <w:pPr>
+              <w:spacing w:before="0" w:after="0" w:line="240" w:lineRule="auto"/>
+            </w:pPr>
+            <w:r>
+              <w:rPr>
+                <w:rFonts w:ascii="Arial" w:hAnsi="Arial"/>
+                <w:b w:val="0"/>
+                <w:color w:val="242522"/>
+                <w:sz w:val="16"/>
+              </w:rPr>
+              <w:t>Model implementation · Experimentation · Evaluation · Research reproduction</w:t>
+            </w:r>
+          </w:p>
+        </w:tc>
+      </w:tr>
+      <w:tr>
+        <w:tc>
+          <w:tcPr>
+            <w:tcW w:type="dxa" w:w="2664"/>
+            <w:tcMar>
+              <w:top w:w="45" w:type="dxa"/>
+              <w:start w:w="0" w:type="dxa"/>
+              <w:bottom w:w="45" w:type="dxa"/>
+              <w:end w:w="0" w:type="dxa"/>
+            </w:tcMar>
+            <w:tcBorders>
+              <w:bottom w:val="single" w:sz="4" w:space="1" w:color="D9D8D2"/>
+            </w:tcBorders>
+          </w:tcPr>
+          <w:p>
+            <w:pPr>
+              <w:spacing w:before="0" w:after="0" w:line="240" w:lineRule="auto"/>
+            </w:pPr>
+            <w:r>
+              <w:rPr>
+                <w:rFonts w:ascii="Arial" w:hAnsi="Arial"/>
+                <w:b/>
+                <w:color w:val="242522"/>
+                <w:sz w:val="16"/>
+              </w:rPr>
+              <w:t>Frameworks</w:t>
+            </w:r>
+          </w:p>
+        </w:tc>
+        <w:tc>
+          <w:tcPr>
+            <w:tcW w:type="dxa" w:w="7416"/>
+            <w:tcMar>
+              <w:top w:w="45" w:type="dxa"/>
+              <w:start w:w="0" w:type="dxa"/>
+              <w:bottom w:w="45" w:type="dxa"/>
+              <w:end w:w="0" w:type="dxa"/>
+            </w:tcMar>
+            <w:tcBorders>
+              <w:bottom w:val="single" w:sz="4" w:space="1" w:color="D9D8D2"/>
+            </w:tcBorders>
+          </w:tcPr>
+          <w:p>
+            <w:pPr>
+              <w:spacing w:before="0" w:after="0" w:line="240" w:lineRule="auto"/>
+            </w:pPr>
+            <w:r>
+              <w:rPr>
+                <w:rFonts w:ascii="Arial" w:hAnsi="Arial"/>
+                <w:b w:val="0"/>
+                <w:color w:val="242522"/>
+                <w:sz w:val="16"/>
+              </w:rPr>
+              <w:t>PyTorch · TensorFlow · Scikit-learn · OpenCV · NLTK</w:t>
+            </w:r>
+          </w:p>
+        </w:tc>
+      </w:tr>
+      <w:tr>
+        <w:tc>
+          <w:tcPr>
+            <w:tcW w:type="dxa" w:w="2664"/>
+            <w:tcMar>
+              <w:top w:w="45" w:type="dxa"/>
+              <w:start w:w="0" w:type="dxa"/>
+              <w:bottom w:w="45" w:type="dxa"/>
+              <w:end w:w="0" w:type="dxa"/>
+            </w:tcMar>
+            <w:tcBorders>
+              <w:bottom w:val="single" w:sz="4" w:space="1" w:color="D9D8D2"/>
+            </w:tcBorders>
+          </w:tcPr>
+          <w:p>
+            <w:pPr>
+              <w:spacing w:before="0" w:after="0" w:line="240" w:lineRule="auto"/>
+            </w:pPr>
+            <w:r>
+              <w:rPr>
+                <w:rFonts w:ascii="Arial" w:hAnsi="Arial"/>
+                <w:b/>
+                <w:color w:val="242522"/>
+                <w:sz w:val="16"/>
+              </w:rPr>
+              <w:t>Engineering</w:t>
+            </w:r>
+          </w:p>
+        </w:tc>
+        <w:tc>
+          <w:tcPr>
+            <w:tcW w:type="dxa" w:w="7416"/>
+            <w:tcMar>
+              <w:top w:w="45" w:type="dxa"/>
+              <w:start w:w="0" w:type="dxa"/>
+              <w:bottom w:w="45" w:type="dxa"/>
+              <w:end w:w="0" w:type="dxa"/>
+            </w:tcMar>
+            <w:tcBorders>
+              <w:bottom w:val="single" w:sz="4" w:space="1" w:color="D9D8D2"/>
+            </w:tcBorders>
+          </w:tcPr>
+          <w:p>
+            <w:pPr>
+              <w:spacing w:before="0" w:after="0" w:line="240" w:lineRule="auto"/>
+            </w:pPr>
+            <w:r>
+              <w:rPr>
+                <w:rFonts w:ascii="Arial" w:hAnsi="Arial"/>
+                <w:b w:val="0"/>
+                <w:color w:val="242522"/>
+                <w:sz w:val="16"/>
+              </w:rPr>
+              <w:t>Python · SQL · FastAPI · REST APIs · Distributed systems</w:t>
+            </w:r>
+          </w:p>
+        </w:tc>
+      </w:tr>
+      <w:tr>
+        <w:tc>
+          <w:tcPr>
+            <w:tcW w:type="dxa" w:w="2664"/>
+            <w:tcMar>
+              <w:top w:w="45" w:type="dxa"/>
+              <w:start w:w="0" w:type="dxa"/>
+              <w:bottom w:w="45" w:type="dxa"/>
+              <w:end w:w="0" w:type="dxa"/>
+            </w:tcMar>
+            <w:tcBorders>
+              <w:bottom w:val="single" w:sz="4" w:space="1" w:color="D9D8D2"/>
+            </w:tcBorders>
+          </w:tcPr>
+          <w:p>
+            <w:pPr>
+              <w:spacing w:before="0" w:after="0" w:line="240" w:lineRule="auto"/>
+            </w:pPr>
+            <w:r>
+              <w:rPr>
+                <w:rFonts w:ascii="Arial" w:hAnsi="Arial"/>
+                <w:b/>
+                <w:color w:val="242522"/>
+                <w:sz w:val="16"/>
+              </w:rPr>
+              <w:t>Data &amp; Cloud</w:t>
+            </w:r>
+          </w:p>
+        </w:tc>
+        <w:tc>
+          <w:tcPr>
+            <w:tcW w:type="dxa" w:w="7416"/>
+            <w:tcMar>
+              <w:top w:w="45" w:type="dxa"/>
+              <w:start w:w="0" w:type="dxa"/>
+              <w:bottom w:w="45" w:type="dxa"/>
+              <w:end w:w="0" w:type="dxa"/>
+            </w:tcMar>
+            <w:tcBorders>
+              <w:bottom w:val="single" w:sz="4" w:space="1" w:color="D9D8D2"/>
+            </w:tcBorders>
+          </w:tcPr>
+          <w:p>
+            <w:pPr>
+              <w:spacing w:before="0" w:after="0" w:line="240" w:lineRule="auto"/>
+            </w:pPr>
+            <w:r>
+              <w:rPr>
+                <w:rFonts w:ascii="Arial" w:hAnsi="Arial"/>
+                <w:b w:val="0"/>
+                <w:color w:val="242522"/>
+                <w:sz w:val="16"/>
+              </w:rPr>
+              <w:t>ETL · Data modeling · Feature engineering · EDA · AWS · Google Cloud</w:t>
+            </w:r>
+          </w:p>
+        </w:tc>
+      </w:tr>
+      <w:tr>
+        <w:tc>
+          <w:tcPr>
+            <w:tcW w:type="dxa" w:w="2664"/>
+            <w:tcMar>
+              <w:top w:w="45" w:type="dxa"/>
+              <w:start w:w="0" w:type="dxa"/>
+              <w:bottom w:w="45" w:type="dxa"/>
+              <w:end w:w="0" w:type="dxa"/>
+            </w:tcMar>
+            <w:tcBorders>
+              <w:bottom w:val="nil" w:sz="4" w:space="1" w:color="D9D8D2"/>
+            </w:tcBorders>
+          </w:tcPr>
+          <w:p>
+            <w:pPr>
+              <w:spacing w:before="0" w:after="0" w:line="240" w:lineRule="auto"/>
+            </w:pPr>
+            <w:r>
+              <w:rPr>
+                <w:rFonts w:ascii="Arial" w:hAnsi="Arial"/>
+                <w:b/>
+                <w:color w:val="242522"/>
+                <w:sz w:val="16"/>
+              </w:rPr>
+              <w:t>Tools</w:t>
+            </w:r>
+          </w:p>
+        </w:tc>
+        <w:tc>
+          <w:tcPr>
+            <w:tcW w:type="dxa" w:w="7416"/>
+            <w:tcMar>
+              <w:top w:w="45" w:type="dxa"/>
+              <w:start w:w="0" w:type="dxa"/>
+              <w:bottom w:w="45" w:type="dxa"/>
+              <w:end w:w="0" w:type="dxa"/>
+            </w:tcMar>
+            <w:tcBorders>
+              <w:bottom w:val="nil" w:sz="4" w:space="1" w:color="D9D8D2"/>
+            </w:tcBorders>
+          </w:tcPr>
+          <w:p>
+            <w:pPr>
+              <w:spacing w:before="0" w:after="0" w:line="240" w:lineRule="auto"/>
+            </w:pPr>
+            <w:r>
+              <w:rPr>
+                <w:rFonts w:ascii="Arial" w:hAnsi="Arial"/>
+                <w:b w:val="0"/>
+                <w:color w:val="242522"/>
+                <w:sz w:val="16"/>
+              </w:rPr>
+              <w:t>Docker · Git · Postman · Jupyter</w:t>
+            </w:r>
+          </w:p>
+        </w:tc>
+      </w:tr>
+    </w:tbl>
     <w:p>
       <w:pPr>
-        <w:spacing w:after="40" w:line="259" w:lineRule="auto"/>
-      </w:pPr>
-      <w:r>
-        <w:rPr>
-          <w:b/>
-          <w:sz w:val="17"/>
-        </w:rPr>
-        <w:t xml:space="preserve">Programming &amp; Backend: </w:t>
-      </w:r>
-      <w:r>
-        <w:rPr>
-          <w:sz w:val="17"/>
-        </w:rPr>
-        <w:t>Python, SQL, FastAPI, REST APIs, distributed systems</w:t>
-      </w:r>
-    </w:p>
-    <w:p>
-      <w:pPr>
-        <w:spacing w:after="40" w:line="259" w:lineRule="auto"/>
-      </w:pPr>
-      <w:r>
-        <w:rPr>
-          <w:b/>
-          <w:sz w:val="17"/>
-        </w:rPr>
-        <w:t xml:space="preserve">AI / ML: </w:t>
-      </w:r>
-      <w:r>
-        <w:rPr>
-          <w:sz w:val="17"/>
-        </w:rPr>
-        <w:t>Machine learning, deep learning, NLP, computer vision, generative AI / LLMs</w:t>
-      </w:r>
-    </w:p>
-    <w:p>
-      <w:pPr>
-        <w:spacing w:after="40" w:line="259" w:lineRule="auto"/>
-      </w:pPr>
-      <w:r>
-        <w:rPr>
-          <w:b/>
-          <w:sz w:val="17"/>
-        </w:rPr>
-        <w:t xml:space="preserve">Frameworks: </w:t>
-      </w:r>
-      <w:r>
-        <w:rPr>
-          <w:sz w:val="17"/>
-        </w:rPr>
-        <w:t>PyTorch, TensorFlow, scikit-learn, OpenCV, NLTK</w:t>
-      </w:r>
-    </w:p>
-    <w:p>
-      <w:pPr>
-        <w:spacing w:after="40" w:line="259" w:lineRule="auto"/>
-      </w:pPr>
-      <w:r>
-        <w:rPr>
-          <w:b/>
-          <w:sz w:val="17"/>
-        </w:rPr>
-        <w:t xml:space="preserve">Data &amp; Cloud: </w:t>
-      </w:r>
-      <w:r>
-        <w:rPr>
-          <w:sz w:val="17"/>
-        </w:rPr>
-        <w:t>ETL, data modeling, feature engineering, EDA, AWS, Google Cloud</w:t>
-      </w:r>
-    </w:p>
-    <w:p>
-      <w:pPr>
-        <w:spacing w:after="40" w:line="259" w:lineRule="auto"/>
-      </w:pPr>
-      <w:r>
-        <w:rPr>
-          <w:b/>
-          <w:sz w:val="17"/>
-        </w:rPr>
-        <w:t xml:space="preserve">Research &amp; Engineering: </w:t>
-      </w:r>
-      <w:r>
-        <w:rPr>
-          <w:sz w:val="17"/>
-        </w:rPr>
-        <w:t>Model implementation, experimentation, evaluation, research reproduction, Docker, Git</w:t>
-      </w:r>
-    </w:p>
-    <w:p>
-      <w:pPr>
-        <w:spacing w:before="220" w:after="100"/>
+        <w:spacing w:before="100" w:after="60" w:line="240" w:lineRule="auto"/>
       </w:pPr>
       <w:r>
         <w:rPr>
           <w:rFonts w:ascii="Arial" w:hAnsi="Arial"/>
           <w:b/>
+          <w:color w:val="242522"/>
           <w:sz w:val="18"/>
         </w:rPr>
         <w:t>EDUCATION</w:t>
@@ -422,127 +773,149 @@
     <w:tbl>
       <w:tblPr>
         <w:tblW w:type="auto" w:w="0"/>
+        <w:jc w:val="center"/>
         <w:tblLayout w:type="fixed"/>
         <w:tblLook w:firstColumn="1" w:firstRow="1" w:lastColumn="0" w:lastRow="0" w:noHBand="0" w:noVBand="1" w:val="04A0"/>
+        <w:tblBorders>
+          <w:top w:val="nil"/>
+          <w:left w:val="nil"/>
+          <w:bottom w:val="nil"/>
+          <w:right w:val="nil"/>
+          <w:insideH w:val="nil"/>
+          <w:insideV w:val="nil"/>
+        </w:tblBorders>
       </w:tblPr>
       <w:tblGrid>
-        <w:gridCol w:w="7704"/>
-        <w:gridCol w:w="1512"/>
+        <w:gridCol w:w="8136"/>
+        <w:gridCol w:w="1944"/>
       </w:tblGrid>
       <w:tr>
         <w:tc>
           <w:tcPr>
-            <w:tcW w:type="dxa" w:w="5083"/>
+            <w:tcW w:type="dxa" w:w="8136"/>
             <w:tcMar>
-              <w:top w:w="45" w:type="dxa"/>
-              <w:bottom w:w="45" w:type="dxa"/>
+              <w:top w:w="40" w:type="dxa"/>
               <w:start w:w="0" w:type="dxa"/>
+              <w:bottom w:w="40" w:type="dxa"/>
               <w:end w:w="0" w:type="dxa"/>
             </w:tcMar>
           </w:tcPr>
           <w:p>
             <w:pPr>
-              <w:spacing w:after="0"/>
+              <w:spacing w:before="0" w:after="0" w:line="240" w:lineRule="auto"/>
             </w:pPr>
             <w:r>
               <w:rPr>
+                <w:rFonts w:ascii="Arial" w:hAnsi="Arial"/>
                 <w:b/>
+                <w:color w:val="242522"/>
                 <w:sz w:val="17"/>
               </w:rPr>
               <w:t>MTech — Artificial Intelligence and Data Science</w:t>
             </w:r>
+          </w:p>
+          <w:p>
+            <w:pPr>
+              <w:spacing w:before="0" w:after="0" w:line="240" w:lineRule="auto"/>
+            </w:pPr>
             <w:r>
               <w:rPr>
+                <w:rFonts w:ascii="Arial" w:hAnsi="Arial"/>
+                <w:b w:val="0"/>
+                <w:color w:val="666760"/>
                 <w:sz w:val="16"/>
               </w:rPr>
-              <w:br/>
               <w:t>PES University, Bangalore</w:t>
             </w:r>
           </w:p>
         </w:tc>
         <w:tc>
           <w:tcPr>
-            <w:tcW w:type="dxa" w:w="5083"/>
+            <w:tcW w:type="dxa" w:w="1944"/>
             <w:tcMar>
-              <w:top w:w="45" w:type="dxa"/>
-              <w:bottom w:w="45" w:type="dxa"/>
+              <w:top w:w="40" w:type="dxa"/>
               <w:start w:w="0" w:type="dxa"/>
+              <w:bottom w:w="40" w:type="dxa"/>
               <w:end w:w="0" w:type="dxa"/>
             </w:tcMar>
           </w:tcPr>
           <w:p>
             <w:pPr>
-              <w:spacing w:after="0"/>
+              <w:spacing w:before="0" w:after="0" w:line="240" w:lineRule="auto"/>
               <w:jc w:val="right"/>
             </w:pPr>
             <w:r>
               <w:rPr>
+                <w:rFonts w:ascii="Arial" w:hAnsi="Arial"/>
+                <w:b w:val="0"/>
+                <w:color w:val="666760"/>
                 <w:sz w:val="16"/>
               </w:rPr>
-              <w:t>Completed</w:t>
+              <w:t>2025 – 2027</w:t>
             </w:r>
           </w:p>
         </w:tc>
       </w:tr>
-    </w:tbl>
-    <w:tbl>
-      <w:tblPr>
-        <w:tblW w:type="auto" w:w="0"/>
-        <w:tblLayout w:type="fixed"/>
-        <w:tblLook w:firstColumn="1" w:firstRow="1" w:lastColumn="0" w:lastRow="0" w:noHBand="0" w:noVBand="1" w:val="04A0"/>
-      </w:tblPr>
-      <w:tblGrid>
-        <w:gridCol w:w="7704"/>
-        <w:gridCol w:w="1512"/>
-      </w:tblGrid>
       <w:tr>
         <w:tc>
           <w:tcPr>
-            <w:tcW w:type="dxa" w:w="5083"/>
+            <w:tcW w:type="dxa" w:w="8136"/>
             <w:tcMar>
-              <w:top w:w="45" w:type="dxa"/>
-              <w:bottom w:w="45" w:type="dxa"/>
+              <w:top w:w="40" w:type="dxa"/>
               <w:start w:w="0" w:type="dxa"/>
+              <w:bottom w:w="40" w:type="dxa"/>
               <w:end w:w="0" w:type="dxa"/>
             </w:tcMar>
           </w:tcPr>
           <w:p>
             <w:pPr>
-              <w:spacing w:after="0"/>
+              <w:spacing w:before="0" w:after="0" w:line="240" w:lineRule="auto"/>
             </w:pPr>
             <w:r>
               <w:rPr>
+                <w:rFonts w:ascii="Arial" w:hAnsi="Arial"/>
                 <w:b/>
+                <w:color w:val="242522"/>
                 <w:sz w:val="17"/>
               </w:rPr>
               <w:t>Bachelor of Engineering — Information Science</w:t>
             </w:r>
+          </w:p>
+          <w:p>
+            <w:pPr>
+              <w:spacing w:before="0" w:after="0" w:line="240" w:lineRule="auto"/>
+            </w:pPr>
             <w:r>
               <w:rPr>
+                <w:rFonts w:ascii="Arial" w:hAnsi="Arial"/>
+                <w:b w:val="0"/>
+                <w:color w:val="666760"/>
                 <w:sz w:val="16"/>
               </w:rPr>
-              <w:br/>
               <w:t>Visvesvaraya Technological University</w:t>
             </w:r>
           </w:p>
         </w:tc>
         <w:tc>
           <w:tcPr>
-            <w:tcW w:type="dxa" w:w="5083"/>
+            <w:tcW w:type="dxa" w:w="1944"/>
             <w:tcMar>
-              <w:top w:w="45" w:type="dxa"/>
-              <w:bottom w:w="45" w:type="dxa"/>
+              <w:top w:w="40" w:type="dxa"/>
               <w:start w:w="0" w:type="dxa"/>
+              <w:bottom w:w="40" w:type="dxa"/>
               <w:end w:w="0" w:type="dxa"/>
             </w:tcMar>
           </w:tcPr>
           <w:p>
             <w:pPr>
-              <w:spacing w:after="0"/>
+              <w:spacing w:before="0" w:after="0" w:line="240" w:lineRule="auto"/>
               <w:jc w:val="right"/>
             </w:pPr>
             <w:r>
               <w:rPr>
+                <w:rFonts w:ascii="Arial" w:hAnsi="Arial"/>
+                <w:b w:val="0"/>
+                <w:color w:val="666760"/>
                 <w:sz w:val="16"/>
               </w:rPr>
               <w:t>2017 – 2021</w:t>
@@ -551,9 +924,23 @@
         </w:tc>
       </w:tr>
     </w:tbl>
+    <w:p>
+      <w:pPr>
+        <w:spacing w:before="60" w:after="0" w:line="240" w:lineRule="auto"/>
+      </w:pPr>
+      <w:r>
+        <w:rPr>
+          <w:rFonts w:ascii="Arial" w:hAnsi="Arial"/>
+          <w:b w:val="0"/>
+          <w:color w:val="666760"/>
+          <w:sz w:val="15"/>
+        </w:rPr>
+        <w:t>Portfolio: prashanthprabhu24.github.io/myportofolio/</w:t>
+      </w:r>
+    </w:p>
     <w:sectPr>
       <w:pgSz w:w="12240" w:h="15840"/>
-      <w:pgMar w:top="835" w:right="1037" w:bottom="835" w:left="1037" w:header="720" w:footer="720" w:gutter="0"/>
+      <w:pgMar w:top="662" w:right="893" w:bottom="605" w:left="893" w:header="720" w:footer="720" w:gutter="0"/>
       <w:cols w:space="720"/>
       <w:docGrid w:linePitch="360"/>
     </w:sectPr>
@@ -925,11 +1312,11 @@
     <w:qFormat/>
     <w:rsid w:val="00FC693F"/>
     <w:pPr>
-      <w:spacing w:after="60" w:line="269" w:lineRule="auto"/>
+      <w:spacing w:after="0" w:line="240" w:lineRule="auto"/>
     </w:pPr>
     <w:rPr>
       <w:rFonts w:ascii="Arial" w:hAnsi="Arial"/>
-      <w:sz w:val="19"/>
+      <w:sz w:val="18"/>
     </w:rPr>
   </w:style>
   <w:style w:type="paragraph" w:styleId="Header">

--- a/assets/resume/Prashanth_N_Resume.docx
+++ b/assets/resume/Prashanth_N_Resume.docx
@@ -61,8 +61,33 @@
           <w:color w:val="666760"/>
           <w:sz w:val="16"/>
         </w:rPr>
-        <w:t>Portfolio: prashanthprabhu24.github.io/myportofolio/</w:t>
+        <w:t xml:space="preserve">Portfolio: </w:t>
       </w:r>
+      <w:hyperlink r:id="rId6" w:history="1">
+        <w:r>
+          <w:rPr>
+            <w:rStyle w:val="Hyperlink"/>
+            <w:sz w:val="16"/>
+          </w:rPr>
+          <w:t>prashanthprabhu24.github.io/</w:t>
+        </w:r>
+        <w:proofErr w:type="spellStart"/>
+        <w:r>
+          <w:rPr>
+            <w:rStyle w:val="Hyperlink"/>
+            <w:sz w:val="16"/>
+          </w:rPr>
+          <w:t>myportfolio</w:t>
+        </w:r>
+        <w:proofErr w:type="spellEnd"/>
+        <w:r>
+          <w:rPr>
+            <w:rStyle w:val="Hyperlink"/>
+            <w:sz w:val="16"/>
+          </w:rPr>
+          <w:t>/</w:t>
+        </w:r>
+      </w:hyperlink>
     </w:p>
     <w:p>
       <w:pPr>
@@ -12564,6 +12589,29 @@
       </w:tcPr>
     </w:tblStylePr>
   </w:style>
+  <w:style w:type="character" w:styleId="Hyperlink">
+    <w:name w:val="Hyperlink"/>
+    <w:basedOn w:val="DefaultParagraphFont"/>
+    <w:uiPriority w:val="99"/>
+    <w:unhideWhenUsed/>
+    <w:rsid w:val="006201C4"/>
+    <w:rPr>
+      <w:color w:val="0000FF" w:themeColor="hyperlink"/>
+      <w:u w:val="single"/>
+    </w:rPr>
+  </w:style>
+  <w:style w:type="character" w:styleId="UnresolvedMention">
+    <w:name w:val="Unresolved Mention"/>
+    <w:basedOn w:val="DefaultParagraphFont"/>
+    <w:uiPriority w:val="99"/>
+    <w:semiHidden/>
+    <w:unhideWhenUsed/>
+    <w:rsid w:val="006201C4"/>
+    <w:rPr>
+      <w:color w:val="605E5C"/>
+      <w:shd w:val="clear" w:color="auto" w:fill="E1DFDD"/>
+    </w:rPr>
+  </w:style>
 </w:styles>
 </file>
 
